--- a/public/report_templates/creditos/notificaciones/RECO_PAGO_TITULAR.docx
+++ b/public/report_templates/creditos/notificaciones/RECO_PAGO_TITULAR.docx
@@ -1,6 +1,6 @@
 
 <file path=word/document.xml><?xml version="1.0" encoding="utf-8"?>
-<w:document xmlns:wpc="http://schemas.microsoft.com/office/word/2010/wordprocessingCanvas" xmlns:cx="http://schemas.microsoft.com/office/drawing/2014/chartex" xmlns:cx1="http://schemas.microsoft.com/office/drawing/2015/9/8/chartex" xmlns:cx2="http://schemas.microsoft.com/office/drawing/2015/10/21/chartex" xmlns:cx3="http://schemas.microsoft.com/office/drawing/2016/5/9/chartex" xmlns:cx4="http://schemas.microsoft.com/office/drawing/2016/5/10/chartex" xmlns:cx5="http://schemas.microsoft.com/office/drawing/2016/5/11/chartex" xmlns:cx6="http://schemas.microsoft.com/office/drawing/2016/5/12/chartex" xmlns:cx7="http://schemas.microsoft.com/office/drawing/2016/5/13/chartex" xmlns:cx8="http://schemas.microsoft.com/office/drawing/2016/5/14/chartex" xmlns:mc="http://schemas.openxmlformats.org/markup-compatibility/2006" xmlns:aink="http://schemas.microsoft.com/office/drawing/2016/ink" xmlns:am3d="http://schemas.microsoft.com/office/drawing/2017/model3d" xmlns:o="urn:schemas-microsoft-com:office:office" xmlns:r="http://schemas.openxmlformats.org/officeDocument/2006/relationships" xmlns:m="http://schemas.openxmlformats.org/officeDocument/2006/math" xmlns:v="urn:schemas-microsoft-com:vml" xmlns:wp14="http://schemas.microsoft.com/office/word/2010/wordprocessingDrawing" xmlns:wp="http://schemas.openxmlformats.org/drawingml/2006/wordprocessingDrawing" xmlns:w10="urn:schemas-microsoft-com:office:word" xmlns:w="http://schemas.openxmlformats.org/wordprocessingml/2006/main" xmlns:w14="http://schemas.microsoft.com/office/word/2010/wordml" xmlns:w15="http://schemas.microsoft.com/office/word/2012/wordml" xmlns:w16cex="http://schemas.microsoft.com/office/word/2018/wordml/cex" xmlns:w16cid="http://schemas.microsoft.com/office/word/2016/wordml/cid" xmlns:w16="http://schemas.microsoft.com/office/word/2018/wordml" xmlns:w16sdtdh="http://schemas.microsoft.com/office/word/2020/wordml/sdtdatahash" xmlns:w16se="http://schemas.microsoft.com/office/word/2015/wordml/symex" xmlns:wpg="http://schemas.microsoft.com/office/word/2010/wordprocessingGroup" xmlns:wpi="http://schemas.microsoft.com/office/word/2010/wordprocessingInk" xmlns:wne="http://schemas.microsoft.com/office/word/2006/wordml" xmlns:wps="http://schemas.microsoft.com/office/word/2010/wordprocessingShape" mc:Ignorable="w14 w15 w16se w16cid w16 w16cex w16sdtdh wp14">
+<w:document xmlns:wpc="http://schemas.microsoft.com/office/word/2010/wordprocessingCanvas" xmlns:cx="http://schemas.microsoft.com/office/drawing/2014/chartex" xmlns:cx1="http://schemas.microsoft.com/office/drawing/2015/9/8/chartex" xmlns:cx2="http://schemas.microsoft.com/office/drawing/2015/10/21/chartex" xmlns:cx3="http://schemas.microsoft.com/office/drawing/2016/5/9/chartex" xmlns:cx4="http://schemas.microsoft.com/office/drawing/2016/5/10/chartex" xmlns:cx5="http://schemas.microsoft.com/office/drawing/2016/5/11/chartex" xmlns:cx6="http://schemas.microsoft.com/office/drawing/2016/5/12/chartex" xmlns:cx7="http://schemas.microsoft.com/office/drawing/2016/5/13/chartex" xmlns:cx8="http://schemas.microsoft.com/office/drawing/2016/5/14/chartex" xmlns:mc="http://schemas.openxmlformats.org/markup-compatibility/2006" xmlns:aink="http://schemas.microsoft.com/office/drawing/2016/ink" xmlns:am3d="http://schemas.microsoft.com/office/drawing/2017/model3d" xmlns:o="urn:schemas-microsoft-com:office:office" xmlns:oel="http://schemas.microsoft.com/office/2019/extlst" xmlns:r="http://schemas.openxmlformats.org/officeDocument/2006/relationships" xmlns:m="http://schemas.openxmlformats.org/officeDocument/2006/math" xmlns:v="urn:schemas-microsoft-com:vml" xmlns:wp14="http://schemas.microsoft.com/office/word/2010/wordprocessingDrawing" xmlns:wp="http://schemas.openxmlformats.org/drawingml/2006/wordprocessingDrawing" xmlns:w10="urn:schemas-microsoft-com:office:word" xmlns:w="http://schemas.openxmlformats.org/wordprocessingml/2006/main" xmlns:w14="http://schemas.microsoft.com/office/word/2010/wordml" xmlns:w15="http://schemas.microsoft.com/office/word/2012/wordml" xmlns:w16cex="http://schemas.microsoft.com/office/word/2018/wordml/cex" xmlns:w16cid="http://schemas.microsoft.com/office/word/2016/wordml/cid" xmlns:w16="http://schemas.microsoft.com/office/word/2018/wordml" xmlns:w16sdtdh="http://schemas.microsoft.com/office/word/2020/wordml/sdtdatahash" xmlns:w16se="http://schemas.microsoft.com/office/word/2015/wordml/symex" xmlns:wpg="http://schemas.microsoft.com/office/word/2010/wordprocessingGroup" xmlns:wpi="http://schemas.microsoft.com/office/word/2010/wordprocessingInk" xmlns:wne="http://schemas.microsoft.com/office/word/2006/wordml" xmlns:wps="http://schemas.microsoft.com/office/word/2010/wordprocessingShape" mc:Ignorable="w14 w15 w16se w16cid w16 w16cex w16sdtdh wp14">
   <w:body>
     <w:p>
       <w:pPr>
@@ -118,13 +118,10 @@
           <w:szCs w:val="24"/>
           <w:u w:val="single"/>
         </w:rPr>
-        <w:t>}-G.G -A.C.</w:t>
-      </w:r>
-    </w:p>
-    <w:p>
-      <w:pPr>
-        <w:spacing w:after="0" w:line="240" w:lineRule="auto"/>
-        <w:jc w:val="center"/>
+        <w:t>}-</w:t>
+      </w:r>
+      <w:proofErr w:type="gramStart"/>
+      <w:r>
         <w:rPr>
           <w:rFonts w:ascii="Times New Roman" w:hAnsi="Times New Roman" w:cs="Times New Roman"/>
           <w:b/>
@@ -132,6 +129,31 @@
           <w:szCs w:val="24"/>
           <w:u w:val="single"/>
         </w:rPr>
+        <w:t>G.G</w:t>
+      </w:r>
+      <w:proofErr w:type="gramEnd"/>
+      <w:r>
+        <w:rPr>
+          <w:rFonts w:ascii="Times New Roman" w:hAnsi="Times New Roman" w:cs="Times New Roman"/>
+          <w:b/>
+          <w:sz w:val="24"/>
+          <w:szCs w:val="24"/>
+          <w:u w:val="single"/>
+        </w:rPr>
+        <w:t xml:space="preserve"> -A.C.</w:t>
+      </w:r>
+    </w:p>
+    <w:p>
+      <w:pPr>
+        <w:spacing w:after="0" w:line="240" w:lineRule="auto"/>
+        <w:jc w:val="center"/>
+        <w:rPr>
+          <w:rFonts w:ascii="Times New Roman" w:hAnsi="Times New Roman" w:cs="Times New Roman"/>
+          <w:b/>
+          <w:sz w:val="24"/>
+          <w:szCs w:val="24"/>
+          <w:u w:val="single"/>
+        </w:rPr>
       </w:pPr>
     </w:p>
     <w:p>
@@ -360,6 +382,7 @@
         <w:t xml:space="preserve"> {</w:t>
       </w:r>
       <w:proofErr w:type="spellStart"/>
+      <w:proofErr w:type="gramStart"/>
       <w:r>
         <w:rPr>
           <w:rFonts w:ascii="Times New Roman" w:hAnsi="Times New Roman" w:cs="Times New Roman"/>
@@ -373,7 +396,15 @@
           <w:rFonts w:ascii="Times New Roman" w:hAnsi="Times New Roman" w:cs="Times New Roman"/>
           <w:b/>
         </w:rPr>
-        <w:t xml:space="preserve">}     Días de atraso: </w:t>
+        <w:t xml:space="preserve">}   </w:t>
+      </w:r>
+      <w:proofErr w:type="gramEnd"/>
+      <w:r>
+        <w:rPr>
+          <w:rFonts w:ascii="Times New Roman" w:hAnsi="Times New Roman" w:cs="Times New Roman"/>
+          <w:b/>
+        </w:rPr>
+        <w:t xml:space="preserve">  Días de atraso: </w:t>
       </w:r>
       <w:bookmarkEnd w:id="2"/>
       <w:r>
@@ -1475,8 +1506,12 @@
       </w:r>
     </w:p>
     <w:sectPr>
-      <w:headerReference w:type="default" r:id="rId6"/>
-      <w:footerReference w:type="default" r:id="rId7"/>
+      <w:headerReference w:type="even" r:id="rId7"/>
+      <w:headerReference w:type="default" r:id="rId8"/>
+      <w:footerReference w:type="even" r:id="rId9"/>
+      <w:footerReference w:type="default" r:id="rId10"/>
+      <w:headerReference w:type="first" r:id="rId11"/>
+      <w:footerReference w:type="first" r:id="rId12"/>
       <w:pgSz w:w="11906" w:h="16838"/>
       <w:pgMar w:top="1418" w:right="1276" w:bottom="851" w:left="1276" w:header="709" w:footer="709" w:gutter="0"/>
       <w:cols w:space="708"/>
@@ -1487,7 +1522,7 @@
 </file>
 
 <file path=word/endnotes.xml><?xml version="1.0" encoding="utf-8"?>
-<w:endnotes xmlns:wpc="http://schemas.microsoft.com/office/word/2010/wordprocessingCanvas" xmlns:cx="http://schemas.microsoft.com/office/drawing/2014/chartex" xmlns:cx1="http://schemas.microsoft.com/office/drawing/2015/9/8/chartex" xmlns:cx2="http://schemas.microsoft.com/office/drawing/2015/10/21/chartex" xmlns:cx3="http://schemas.microsoft.com/office/drawing/2016/5/9/chartex" xmlns:cx4="http://schemas.microsoft.com/office/drawing/2016/5/10/chartex" xmlns:cx5="http://schemas.microsoft.com/office/drawing/2016/5/11/chartex" xmlns:cx6="http://schemas.microsoft.com/office/drawing/2016/5/12/chartex" xmlns:cx7="http://schemas.microsoft.com/office/drawing/2016/5/13/chartex" xmlns:cx8="http://schemas.microsoft.com/office/drawing/2016/5/14/chartex" xmlns:mc="http://schemas.openxmlformats.org/markup-compatibility/2006" xmlns:aink="http://schemas.microsoft.com/office/drawing/2016/ink" xmlns:am3d="http://schemas.microsoft.com/office/drawing/2017/model3d" xmlns:o="urn:schemas-microsoft-com:office:office" xmlns:r="http://schemas.openxmlformats.org/officeDocument/2006/relationships" xmlns:m="http://schemas.openxmlformats.org/officeDocument/2006/math" xmlns:v="urn:schemas-microsoft-com:vml" xmlns:wp14="http://schemas.microsoft.com/office/word/2010/wordprocessingDrawing" xmlns:wp="http://schemas.openxmlformats.org/drawingml/2006/wordprocessingDrawing" xmlns:w10="urn:schemas-microsoft-com:office:word" xmlns:w="http://schemas.openxmlformats.org/wordprocessingml/2006/main" xmlns:w14="http://schemas.microsoft.com/office/word/2010/wordml" xmlns:w15="http://schemas.microsoft.com/office/word/2012/wordml" xmlns:w16cex="http://schemas.microsoft.com/office/word/2018/wordml/cex" xmlns:w16cid="http://schemas.microsoft.com/office/word/2016/wordml/cid" xmlns:w16="http://schemas.microsoft.com/office/word/2018/wordml" xmlns:w16sdtdh="http://schemas.microsoft.com/office/word/2020/wordml/sdtdatahash" xmlns:w16se="http://schemas.microsoft.com/office/word/2015/wordml/symex" xmlns:wpg="http://schemas.microsoft.com/office/word/2010/wordprocessingGroup" xmlns:wpi="http://schemas.microsoft.com/office/word/2010/wordprocessingInk" xmlns:wne="http://schemas.microsoft.com/office/word/2006/wordml" xmlns:wps="http://schemas.microsoft.com/office/word/2010/wordprocessingShape" mc:Ignorable="w14 w15 w16se w16cid w16 w16cex w16sdtdh wp14">
+<w:endnotes xmlns:wpc="http://schemas.microsoft.com/office/word/2010/wordprocessingCanvas" xmlns:cx="http://schemas.microsoft.com/office/drawing/2014/chartex" xmlns:cx1="http://schemas.microsoft.com/office/drawing/2015/9/8/chartex" xmlns:cx2="http://schemas.microsoft.com/office/drawing/2015/10/21/chartex" xmlns:cx3="http://schemas.microsoft.com/office/drawing/2016/5/9/chartex" xmlns:cx4="http://schemas.microsoft.com/office/drawing/2016/5/10/chartex" xmlns:cx5="http://schemas.microsoft.com/office/drawing/2016/5/11/chartex" xmlns:cx6="http://schemas.microsoft.com/office/drawing/2016/5/12/chartex" xmlns:cx7="http://schemas.microsoft.com/office/drawing/2016/5/13/chartex" xmlns:cx8="http://schemas.microsoft.com/office/drawing/2016/5/14/chartex" xmlns:mc="http://schemas.openxmlformats.org/markup-compatibility/2006" xmlns:aink="http://schemas.microsoft.com/office/drawing/2016/ink" xmlns:am3d="http://schemas.microsoft.com/office/drawing/2017/model3d" xmlns:o="urn:schemas-microsoft-com:office:office" xmlns:oel="http://schemas.microsoft.com/office/2019/extlst" xmlns:r="http://schemas.openxmlformats.org/officeDocument/2006/relationships" xmlns:m="http://schemas.openxmlformats.org/officeDocument/2006/math" xmlns:v="urn:schemas-microsoft-com:vml" xmlns:wp14="http://schemas.microsoft.com/office/word/2010/wordprocessingDrawing" xmlns:wp="http://schemas.openxmlformats.org/drawingml/2006/wordprocessingDrawing" xmlns:w10="urn:schemas-microsoft-com:office:word" xmlns:w="http://schemas.openxmlformats.org/wordprocessingml/2006/main" xmlns:w14="http://schemas.microsoft.com/office/word/2010/wordml" xmlns:w15="http://schemas.microsoft.com/office/word/2012/wordml" xmlns:w16cex="http://schemas.microsoft.com/office/word/2018/wordml/cex" xmlns:w16cid="http://schemas.microsoft.com/office/word/2016/wordml/cid" xmlns:w16="http://schemas.microsoft.com/office/word/2018/wordml" xmlns:w16sdtdh="http://schemas.microsoft.com/office/word/2020/wordml/sdtdatahash" xmlns:w16se="http://schemas.microsoft.com/office/word/2015/wordml/symex" xmlns:wpg="http://schemas.microsoft.com/office/word/2010/wordprocessingGroup" xmlns:wpi="http://schemas.microsoft.com/office/word/2010/wordprocessingInk" xmlns:wne="http://schemas.microsoft.com/office/word/2006/wordml" xmlns:wps="http://schemas.microsoft.com/office/word/2010/wordprocessingShape" mc:Ignorable="w14 w15 w16se w16cid w16 w16cex w16sdtdh wp14">
   <w:endnote w:type="separator" w:id="-1">
     <w:p>
       <w:pPr>
@@ -1512,7 +1547,17 @@
 </file>
 
 <file path=word/footer1.xml><?xml version="1.0" encoding="utf-8"?>
-<w:ftr xmlns:wpc="http://schemas.microsoft.com/office/word/2010/wordprocessingCanvas" xmlns:cx="http://schemas.microsoft.com/office/drawing/2014/chartex" xmlns:cx1="http://schemas.microsoft.com/office/drawing/2015/9/8/chartex" xmlns:cx2="http://schemas.microsoft.com/office/drawing/2015/10/21/chartex" xmlns:cx3="http://schemas.microsoft.com/office/drawing/2016/5/9/chartex" xmlns:cx4="http://schemas.microsoft.com/office/drawing/2016/5/10/chartex" xmlns:cx5="http://schemas.microsoft.com/office/drawing/2016/5/11/chartex" xmlns:cx6="http://schemas.microsoft.com/office/drawing/2016/5/12/chartex" xmlns:cx7="http://schemas.microsoft.com/office/drawing/2016/5/13/chartex" xmlns:cx8="http://schemas.microsoft.com/office/drawing/2016/5/14/chartex" xmlns:mc="http://schemas.openxmlformats.org/markup-compatibility/2006" xmlns:aink="http://schemas.microsoft.com/office/drawing/2016/ink" xmlns:am3d="http://schemas.microsoft.com/office/drawing/2017/model3d" xmlns:o="urn:schemas-microsoft-com:office:office" xmlns:r="http://schemas.openxmlformats.org/officeDocument/2006/relationships" xmlns:m="http://schemas.openxmlformats.org/officeDocument/2006/math" xmlns:v="urn:schemas-microsoft-com:vml" xmlns:wp14="http://schemas.microsoft.com/office/word/2010/wordprocessingDrawing" xmlns:wp="http://schemas.openxmlformats.org/drawingml/2006/wordprocessingDrawing" xmlns:w10="urn:schemas-microsoft-com:office:word" xmlns:w="http://schemas.openxmlformats.org/wordprocessingml/2006/main" xmlns:w14="http://schemas.microsoft.com/office/word/2010/wordml" xmlns:w15="http://schemas.microsoft.com/office/word/2012/wordml" xmlns:w16cex="http://schemas.microsoft.com/office/word/2018/wordml/cex" xmlns:w16cid="http://schemas.microsoft.com/office/word/2016/wordml/cid" xmlns:w16="http://schemas.microsoft.com/office/word/2018/wordml" xmlns:w16sdtdh="http://schemas.microsoft.com/office/word/2020/wordml/sdtdatahash" xmlns:w16se="http://schemas.microsoft.com/office/word/2015/wordml/symex" xmlns:wpg="http://schemas.microsoft.com/office/word/2010/wordprocessingGroup" xmlns:wpi="http://schemas.microsoft.com/office/word/2010/wordprocessingInk" xmlns:wne="http://schemas.microsoft.com/office/word/2006/wordml" xmlns:wps="http://schemas.microsoft.com/office/word/2010/wordprocessingShape" mc:Ignorable="w14 w15 w16se w16cid w16 w16cex w16sdtdh wp14">
+<w:ftr xmlns:wpc="http://schemas.microsoft.com/office/word/2010/wordprocessingCanvas" xmlns:cx="http://schemas.microsoft.com/office/drawing/2014/chartex" xmlns:cx1="http://schemas.microsoft.com/office/drawing/2015/9/8/chartex" xmlns:cx2="http://schemas.microsoft.com/office/drawing/2015/10/21/chartex" xmlns:cx3="http://schemas.microsoft.com/office/drawing/2016/5/9/chartex" xmlns:cx4="http://schemas.microsoft.com/office/drawing/2016/5/10/chartex" xmlns:cx5="http://schemas.microsoft.com/office/drawing/2016/5/11/chartex" xmlns:cx6="http://schemas.microsoft.com/office/drawing/2016/5/12/chartex" xmlns:cx7="http://schemas.microsoft.com/office/drawing/2016/5/13/chartex" xmlns:cx8="http://schemas.microsoft.com/office/drawing/2016/5/14/chartex" xmlns:mc="http://schemas.openxmlformats.org/markup-compatibility/2006" xmlns:aink="http://schemas.microsoft.com/office/drawing/2016/ink" xmlns:am3d="http://schemas.microsoft.com/office/drawing/2017/model3d" xmlns:o="urn:schemas-microsoft-com:office:office" xmlns:oel="http://schemas.microsoft.com/office/2019/extlst" xmlns:r="http://schemas.openxmlformats.org/officeDocument/2006/relationships" xmlns:m="http://schemas.openxmlformats.org/officeDocument/2006/math" xmlns:v="urn:schemas-microsoft-com:vml" xmlns:wp14="http://schemas.microsoft.com/office/word/2010/wordprocessingDrawing" xmlns:wp="http://schemas.openxmlformats.org/drawingml/2006/wordprocessingDrawing" xmlns:w10="urn:schemas-microsoft-com:office:word" xmlns:w="http://schemas.openxmlformats.org/wordprocessingml/2006/main" xmlns:w14="http://schemas.microsoft.com/office/word/2010/wordml" xmlns:w15="http://schemas.microsoft.com/office/word/2012/wordml" xmlns:w16cex="http://schemas.microsoft.com/office/word/2018/wordml/cex" xmlns:w16cid="http://schemas.microsoft.com/office/word/2016/wordml/cid" xmlns:w16="http://schemas.microsoft.com/office/word/2018/wordml" xmlns:w16sdtdh="http://schemas.microsoft.com/office/word/2020/wordml/sdtdatahash" xmlns:w16se="http://schemas.microsoft.com/office/word/2015/wordml/symex" xmlns:wpg="http://schemas.microsoft.com/office/word/2010/wordprocessingGroup" xmlns:wpi="http://schemas.microsoft.com/office/word/2010/wordprocessingInk" xmlns:wne="http://schemas.microsoft.com/office/word/2006/wordml" xmlns:wps="http://schemas.microsoft.com/office/word/2010/wordprocessingShape" mc:Ignorable="w14 w15 w16se w16cid w16 w16cex w16sdtdh wp14">
+  <w:p>
+    <w:pPr>
+      <w:pStyle w:val="Piedepgina"/>
+    </w:pPr>
+  </w:p>
+</w:ftr>
+</file>
+
+<file path=word/footer2.xml><?xml version="1.0" encoding="utf-8"?>
+<w:ftr xmlns:wpc="http://schemas.microsoft.com/office/word/2010/wordprocessingCanvas" xmlns:cx="http://schemas.microsoft.com/office/drawing/2014/chartex" xmlns:cx1="http://schemas.microsoft.com/office/drawing/2015/9/8/chartex" xmlns:cx2="http://schemas.microsoft.com/office/drawing/2015/10/21/chartex" xmlns:cx3="http://schemas.microsoft.com/office/drawing/2016/5/9/chartex" xmlns:cx4="http://schemas.microsoft.com/office/drawing/2016/5/10/chartex" xmlns:cx5="http://schemas.microsoft.com/office/drawing/2016/5/11/chartex" xmlns:cx6="http://schemas.microsoft.com/office/drawing/2016/5/12/chartex" xmlns:cx7="http://schemas.microsoft.com/office/drawing/2016/5/13/chartex" xmlns:cx8="http://schemas.microsoft.com/office/drawing/2016/5/14/chartex" xmlns:mc="http://schemas.openxmlformats.org/markup-compatibility/2006" xmlns:aink="http://schemas.microsoft.com/office/drawing/2016/ink" xmlns:am3d="http://schemas.microsoft.com/office/drawing/2017/model3d" xmlns:o="urn:schemas-microsoft-com:office:office" xmlns:oel="http://schemas.microsoft.com/office/2019/extlst" xmlns:r="http://schemas.openxmlformats.org/officeDocument/2006/relationships" xmlns:m="http://schemas.openxmlformats.org/officeDocument/2006/math" xmlns:v="urn:schemas-microsoft-com:vml" xmlns:wp14="http://schemas.microsoft.com/office/word/2010/wordprocessingDrawing" xmlns:wp="http://schemas.openxmlformats.org/drawingml/2006/wordprocessingDrawing" xmlns:w10="urn:schemas-microsoft-com:office:word" xmlns:w="http://schemas.openxmlformats.org/wordprocessingml/2006/main" xmlns:w14="http://schemas.microsoft.com/office/word/2010/wordml" xmlns:w15="http://schemas.microsoft.com/office/word/2012/wordml" xmlns:w16cex="http://schemas.microsoft.com/office/word/2018/wordml/cex" xmlns:w16cid="http://schemas.microsoft.com/office/word/2016/wordml/cid" xmlns:w16="http://schemas.microsoft.com/office/word/2018/wordml" xmlns:w16sdtdh="http://schemas.microsoft.com/office/word/2020/wordml/sdtdatahash" xmlns:w16se="http://schemas.microsoft.com/office/word/2015/wordml/symex" xmlns:wpg="http://schemas.microsoft.com/office/word/2010/wordprocessingGroup" xmlns:wpi="http://schemas.microsoft.com/office/word/2010/wordprocessingInk" xmlns:wne="http://schemas.microsoft.com/office/word/2006/wordml" xmlns:wps="http://schemas.microsoft.com/office/word/2010/wordprocessingShape" mc:Ignorable="w14 w15 w16se w16cid w16 w16cex w16sdtdh wp14">
   <w:p>
     <w:pPr>
       <w:pStyle w:val="Piedepgina"/>
@@ -1592,8 +1637,18 @@
 </w:ftr>
 </file>
 
+<file path=word/footer3.xml><?xml version="1.0" encoding="utf-8"?>
+<w:ftr xmlns:wpc="http://schemas.microsoft.com/office/word/2010/wordprocessingCanvas" xmlns:cx="http://schemas.microsoft.com/office/drawing/2014/chartex" xmlns:cx1="http://schemas.microsoft.com/office/drawing/2015/9/8/chartex" xmlns:cx2="http://schemas.microsoft.com/office/drawing/2015/10/21/chartex" xmlns:cx3="http://schemas.microsoft.com/office/drawing/2016/5/9/chartex" xmlns:cx4="http://schemas.microsoft.com/office/drawing/2016/5/10/chartex" xmlns:cx5="http://schemas.microsoft.com/office/drawing/2016/5/11/chartex" xmlns:cx6="http://schemas.microsoft.com/office/drawing/2016/5/12/chartex" xmlns:cx7="http://schemas.microsoft.com/office/drawing/2016/5/13/chartex" xmlns:cx8="http://schemas.microsoft.com/office/drawing/2016/5/14/chartex" xmlns:mc="http://schemas.openxmlformats.org/markup-compatibility/2006" xmlns:aink="http://schemas.microsoft.com/office/drawing/2016/ink" xmlns:am3d="http://schemas.microsoft.com/office/drawing/2017/model3d" xmlns:o="urn:schemas-microsoft-com:office:office" xmlns:oel="http://schemas.microsoft.com/office/2019/extlst" xmlns:r="http://schemas.openxmlformats.org/officeDocument/2006/relationships" xmlns:m="http://schemas.openxmlformats.org/officeDocument/2006/math" xmlns:v="urn:schemas-microsoft-com:vml" xmlns:wp14="http://schemas.microsoft.com/office/word/2010/wordprocessingDrawing" xmlns:wp="http://schemas.openxmlformats.org/drawingml/2006/wordprocessingDrawing" xmlns:w10="urn:schemas-microsoft-com:office:word" xmlns:w="http://schemas.openxmlformats.org/wordprocessingml/2006/main" xmlns:w14="http://schemas.microsoft.com/office/word/2010/wordml" xmlns:w15="http://schemas.microsoft.com/office/word/2012/wordml" xmlns:w16cex="http://schemas.microsoft.com/office/word/2018/wordml/cex" xmlns:w16cid="http://schemas.microsoft.com/office/word/2016/wordml/cid" xmlns:w16="http://schemas.microsoft.com/office/word/2018/wordml" xmlns:w16sdtdh="http://schemas.microsoft.com/office/word/2020/wordml/sdtdatahash" xmlns:w16se="http://schemas.microsoft.com/office/word/2015/wordml/symex" xmlns:wpg="http://schemas.microsoft.com/office/word/2010/wordprocessingGroup" xmlns:wpi="http://schemas.microsoft.com/office/word/2010/wordprocessingInk" xmlns:wne="http://schemas.microsoft.com/office/word/2006/wordml" xmlns:wps="http://schemas.microsoft.com/office/word/2010/wordprocessingShape" mc:Ignorable="w14 w15 w16se w16cid w16 w16cex w16sdtdh wp14">
+  <w:p>
+    <w:pPr>
+      <w:pStyle w:val="Piedepgina"/>
+    </w:pPr>
+  </w:p>
+</w:ftr>
+</file>
+
 <file path=word/footnotes.xml><?xml version="1.0" encoding="utf-8"?>
-<w:footnotes xmlns:wpc="http://schemas.microsoft.com/office/word/2010/wordprocessingCanvas" xmlns:cx="http://schemas.microsoft.com/office/drawing/2014/chartex" xmlns:cx1="http://schemas.microsoft.com/office/drawing/2015/9/8/chartex" xmlns:cx2="http://schemas.microsoft.com/office/drawing/2015/10/21/chartex" xmlns:cx3="http://schemas.microsoft.com/office/drawing/2016/5/9/chartex" xmlns:cx4="http://schemas.microsoft.com/office/drawing/2016/5/10/chartex" xmlns:cx5="http://schemas.microsoft.com/office/drawing/2016/5/11/chartex" xmlns:cx6="http://schemas.microsoft.com/office/drawing/2016/5/12/chartex" xmlns:cx7="http://schemas.microsoft.com/office/drawing/2016/5/13/chartex" xmlns:cx8="http://schemas.microsoft.com/office/drawing/2016/5/14/chartex" xmlns:mc="http://schemas.openxmlformats.org/markup-compatibility/2006" xmlns:aink="http://schemas.microsoft.com/office/drawing/2016/ink" xmlns:am3d="http://schemas.microsoft.com/office/drawing/2017/model3d" xmlns:o="urn:schemas-microsoft-com:office:office" xmlns:r="http://schemas.openxmlformats.org/officeDocument/2006/relationships" xmlns:m="http://schemas.openxmlformats.org/officeDocument/2006/math" xmlns:v="urn:schemas-microsoft-com:vml" xmlns:wp14="http://schemas.microsoft.com/office/word/2010/wordprocessingDrawing" xmlns:wp="http://schemas.openxmlformats.org/drawingml/2006/wordprocessingDrawing" xmlns:w10="urn:schemas-microsoft-com:office:word" xmlns:w="http://schemas.openxmlformats.org/wordprocessingml/2006/main" xmlns:w14="http://schemas.microsoft.com/office/word/2010/wordml" xmlns:w15="http://schemas.microsoft.com/office/word/2012/wordml" xmlns:w16cex="http://schemas.microsoft.com/office/word/2018/wordml/cex" xmlns:w16cid="http://schemas.microsoft.com/office/word/2016/wordml/cid" xmlns:w16="http://schemas.microsoft.com/office/word/2018/wordml" xmlns:w16sdtdh="http://schemas.microsoft.com/office/word/2020/wordml/sdtdatahash" xmlns:w16se="http://schemas.microsoft.com/office/word/2015/wordml/symex" xmlns:wpg="http://schemas.microsoft.com/office/word/2010/wordprocessingGroup" xmlns:wpi="http://schemas.microsoft.com/office/word/2010/wordprocessingInk" xmlns:wne="http://schemas.microsoft.com/office/word/2006/wordml" xmlns:wps="http://schemas.microsoft.com/office/word/2010/wordprocessingShape" mc:Ignorable="w14 w15 w16se w16cid w16 w16cex w16sdtdh wp14">
+<w:footnotes xmlns:wpc="http://schemas.microsoft.com/office/word/2010/wordprocessingCanvas" xmlns:cx="http://schemas.microsoft.com/office/drawing/2014/chartex" xmlns:cx1="http://schemas.microsoft.com/office/drawing/2015/9/8/chartex" xmlns:cx2="http://schemas.microsoft.com/office/drawing/2015/10/21/chartex" xmlns:cx3="http://schemas.microsoft.com/office/drawing/2016/5/9/chartex" xmlns:cx4="http://schemas.microsoft.com/office/drawing/2016/5/10/chartex" xmlns:cx5="http://schemas.microsoft.com/office/drawing/2016/5/11/chartex" xmlns:cx6="http://schemas.microsoft.com/office/drawing/2016/5/12/chartex" xmlns:cx7="http://schemas.microsoft.com/office/drawing/2016/5/13/chartex" xmlns:cx8="http://schemas.microsoft.com/office/drawing/2016/5/14/chartex" xmlns:mc="http://schemas.openxmlformats.org/markup-compatibility/2006" xmlns:aink="http://schemas.microsoft.com/office/drawing/2016/ink" xmlns:am3d="http://schemas.microsoft.com/office/drawing/2017/model3d" xmlns:o="urn:schemas-microsoft-com:office:office" xmlns:oel="http://schemas.microsoft.com/office/2019/extlst" xmlns:r="http://schemas.openxmlformats.org/officeDocument/2006/relationships" xmlns:m="http://schemas.openxmlformats.org/officeDocument/2006/math" xmlns:v="urn:schemas-microsoft-com:vml" xmlns:wp14="http://schemas.microsoft.com/office/word/2010/wordprocessingDrawing" xmlns:wp="http://schemas.openxmlformats.org/drawingml/2006/wordprocessingDrawing" xmlns:w10="urn:schemas-microsoft-com:office:word" xmlns:w="http://schemas.openxmlformats.org/wordprocessingml/2006/main" xmlns:w14="http://schemas.microsoft.com/office/word/2010/wordml" xmlns:w15="http://schemas.microsoft.com/office/word/2012/wordml" xmlns:w16cex="http://schemas.microsoft.com/office/word/2018/wordml/cex" xmlns:w16cid="http://schemas.microsoft.com/office/word/2016/wordml/cid" xmlns:w16="http://schemas.microsoft.com/office/word/2018/wordml" xmlns:w16sdtdh="http://schemas.microsoft.com/office/word/2020/wordml/sdtdatahash" xmlns:w16se="http://schemas.microsoft.com/office/word/2015/wordml/symex" xmlns:wpg="http://schemas.microsoft.com/office/word/2010/wordprocessingGroup" xmlns:wpi="http://schemas.microsoft.com/office/word/2010/wordprocessingInk" xmlns:wne="http://schemas.microsoft.com/office/word/2006/wordml" xmlns:wps="http://schemas.microsoft.com/office/word/2010/wordprocessingShape" mc:Ignorable="w14 w15 w16se w16cid w16 w16cex w16sdtdh wp14">
   <w:footnote w:type="separator" w:id="-1">
     <w:p>
       <w:pPr>
@@ -1618,7 +1673,17 @@
 </file>
 
 <file path=word/header1.xml><?xml version="1.0" encoding="utf-8"?>
-<w:hdr xmlns:wpc="http://schemas.microsoft.com/office/word/2010/wordprocessingCanvas" xmlns:cx="http://schemas.microsoft.com/office/drawing/2014/chartex" xmlns:cx1="http://schemas.microsoft.com/office/drawing/2015/9/8/chartex" xmlns:cx2="http://schemas.microsoft.com/office/drawing/2015/10/21/chartex" xmlns:cx3="http://schemas.microsoft.com/office/drawing/2016/5/9/chartex" xmlns:cx4="http://schemas.microsoft.com/office/drawing/2016/5/10/chartex" xmlns:cx5="http://schemas.microsoft.com/office/drawing/2016/5/11/chartex" xmlns:cx6="http://schemas.microsoft.com/office/drawing/2016/5/12/chartex" xmlns:cx7="http://schemas.microsoft.com/office/drawing/2016/5/13/chartex" xmlns:cx8="http://schemas.microsoft.com/office/drawing/2016/5/14/chartex" xmlns:mc="http://schemas.openxmlformats.org/markup-compatibility/2006" xmlns:aink="http://schemas.microsoft.com/office/drawing/2016/ink" xmlns:am3d="http://schemas.microsoft.com/office/drawing/2017/model3d" xmlns:o="urn:schemas-microsoft-com:office:office" xmlns:r="http://schemas.openxmlformats.org/officeDocument/2006/relationships" xmlns:m="http://schemas.openxmlformats.org/officeDocument/2006/math" xmlns:v="urn:schemas-microsoft-com:vml" xmlns:wp14="http://schemas.microsoft.com/office/word/2010/wordprocessingDrawing" xmlns:wp="http://schemas.openxmlformats.org/drawingml/2006/wordprocessingDrawing" xmlns:w10="urn:schemas-microsoft-com:office:word" xmlns:w="http://schemas.openxmlformats.org/wordprocessingml/2006/main" xmlns:w14="http://schemas.microsoft.com/office/word/2010/wordml" xmlns:w15="http://schemas.microsoft.com/office/word/2012/wordml" xmlns:w16cex="http://schemas.microsoft.com/office/word/2018/wordml/cex" xmlns:w16cid="http://schemas.microsoft.com/office/word/2016/wordml/cid" xmlns:w16="http://schemas.microsoft.com/office/word/2018/wordml" xmlns:w16sdtdh="http://schemas.microsoft.com/office/word/2020/wordml/sdtdatahash" xmlns:w16se="http://schemas.microsoft.com/office/word/2015/wordml/symex" xmlns:wpg="http://schemas.microsoft.com/office/word/2010/wordprocessingGroup" xmlns:wpi="http://schemas.microsoft.com/office/word/2010/wordprocessingInk" xmlns:wne="http://schemas.microsoft.com/office/word/2006/wordml" xmlns:wps="http://schemas.microsoft.com/office/word/2010/wordprocessingShape" mc:Ignorable="w14 w15 w16se w16cid w16 w16cex w16sdtdh wp14">
+<w:hdr xmlns:wpc="http://schemas.microsoft.com/office/word/2010/wordprocessingCanvas" xmlns:cx="http://schemas.microsoft.com/office/drawing/2014/chartex" xmlns:cx1="http://schemas.microsoft.com/office/drawing/2015/9/8/chartex" xmlns:cx2="http://schemas.microsoft.com/office/drawing/2015/10/21/chartex" xmlns:cx3="http://schemas.microsoft.com/office/drawing/2016/5/9/chartex" xmlns:cx4="http://schemas.microsoft.com/office/drawing/2016/5/10/chartex" xmlns:cx5="http://schemas.microsoft.com/office/drawing/2016/5/11/chartex" xmlns:cx6="http://schemas.microsoft.com/office/drawing/2016/5/12/chartex" xmlns:cx7="http://schemas.microsoft.com/office/drawing/2016/5/13/chartex" xmlns:cx8="http://schemas.microsoft.com/office/drawing/2016/5/14/chartex" xmlns:mc="http://schemas.openxmlformats.org/markup-compatibility/2006" xmlns:aink="http://schemas.microsoft.com/office/drawing/2016/ink" xmlns:am3d="http://schemas.microsoft.com/office/drawing/2017/model3d" xmlns:o="urn:schemas-microsoft-com:office:office" xmlns:oel="http://schemas.microsoft.com/office/2019/extlst" xmlns:r="http://schemas.openxmlformats.org/officeDocument/2006/relationships" xmlns:m="http://schemas.openxmlformats.org/officeDocument/2006/math" xmlns:v="urn:schemas-microsoft-com:vml" xmlns:wp14="http://schemas.microsoft.com/office/word/2010/wordprocessingDrawing" xmlns:wp="http://schemas.openxmlformats.org/drawingml/2006/wordprocessingDrawing" xmlns:w10="urn:schemas-microsoft-com:office:word" xmlns:w="http://schemas.openxmlformats.org/wordprocessingml/2006/main" xmlns:w14="http://schemas.microsoft.com/office/word/2010/wordml" xmlns:w15="http://schemas.microsoft.com/office/word/2012/wordml" xmlns:w16cex="http://schemas.microsoft.com/office/word/2018/wordml/cex" xmlns:w16cid="http://schemas.microsoft.com/office/word/2016/wordml/cid" xmlns:w16="http://schemas.microsoft.com/office/word/2018/wordml" xmlns:w16sdtdh="http://schemas.microsoft.com/office/word/2020/wordml/sdtdatahash" xmlns:w16se="http://schemas.microsoft.com/office/word/2015/wordml/symex" xmlns:wpg="http://schemas.microsoft.com/office/word/2010/wordprocessingGroup" xmlns:wpi="http://schemas.microsoft.com/office/word/2010/wordprocessingInk" xmlns:wne="http://schemas.microsoft.com/office/word/2006/wordml" xmlns:wps="http://schemas.microsoft.com/office/word/2010/wordprocessingShape" mc:Ignorable="w14 w15 w16se w16cid w16 w16cex w16sdtdh wp14">
+  <w:p>
+    <w:pPr>
+      <w:pStyle w:val="Encabezado"/>
+    </w:pPr>
+  </w:p>
+</w:hdr>
+</file>
+
+<file path=word/header2.xml><?xml version="1.0" encoding="utf-8"?>
+<w:hdr xmlns:wpc="http://schemas.microsoft.com/office/word/2010/wordprocessingCanvas" xmlns:cx="http://schemas.microsoft.com/office/drawing/2014/chartex" xmlns:cx1="http://schemas.microsoft.com/office/drawing/2015/9/8/chartex" xmlns:cx2="http://schemas.microsoft.com/office/drawing/2015/10/21/chartex" xmlns:cx3="http://schemas.microsoft.com/office/drawing/2016/5/9/chartex" xmlns:cx4="http://schemas.microsoft.com/office/drawing/2016/5/10/chartex" xmlns:cx5="http://schemas.microsoft.com/office/drawing/2016/5/11/chartex" xmlns:cx6="http://schemas.microsoft.com/office/drawing/2016/5/12/chartex" xmlns:cx7="http://schemas.microsoft.com/office/drawing/2016/5/13/chartex" xmlns:cx8="http://schemas.microsoft.com/office/drawing/2016/5/14/chartex" xmlns:mc="http://schemas.openxmlformats.org/markup-compatibility/2006" xmlns:aink="http://schemas.microsoft.com/office/drawing/2016/ink" xmlns:am3d="http://schemas.microsoft.com/office/drawing/2017/model3d" xmlns:o="urn:schemas-microsoft-com:office:office" xmlns:oel="http://schemas.microsoft.com/office/2019/extlst" xmlns:r="http://schemas.openxmlformats.org/officeDocument/2006/relationships" xmlns:m="http://schemas.openxmlformats.org/officeDocument/2006/math" xmlns:v="urn:schemas-microsoft-com:vml" xmlns:wp14="http://schemas.microsoft.com/office/word/2010/wordprocessingDrawing" xmlns:wp="http://schemas.openxmlformats.org/drawingml/2006/wordprocessingDrawing" xmlns:w10="urn:schemas-microsoft-com:office:word" xmlns:w="http://schemas.openxmlformats.org/wordprocessingml/2006/main" xmlns:w14="http://schemas.microsoft.com/office/word/2010/wordml" xmlns:w15="http://schemas.microsoft.com/office/word/2012/wordml" xmlns:w16cex="http://schemas.microsoft.com/office/word/2018/wordml/cex" xmlns:w16cid="http://schemas.microsoft.com/office/word/2016/wordml/cid" xmlns:w16="http://schemas.microsoft.com/office/word/2018/wordml" xmlns:w16sdtdh="http://schemas.microsoft.com/office/word/2020/wordml/sdtdatahash" xmlns:w16se="http://schemas.microsoft.com/office/word/2015/wordml/symex" xmlns:wpg="http://schemas.microsoft.com/office/word/2010/wordprocessingGroup" xmlns:wpi="http://schemas.microsoft.com/office/word/2010/wordprocessingInk" xmlns:wne="http://schemas.microsoft.com/office/word/2006/wordml" xmlns:wps="http://schemas.microsoft.com/office/word/2010/wordprocessingShape" mc:Ignorable="w14 w15 w16se w16cid w16 w16cex w16sdtdh wp14">
   <w:p>
     <w:pPr>
       <w:pStyle w:val="Encabezado"/>
@@ -1629,18 +1694,18 @@
         <w:lang w:eastAsia="es-419"/>
       </w:rPr>
       <w:drawing>
-        <wp:anchor distT="0" distB="0" distL="114300" distR="114300" simplePos="0" relativeHeight="251657728" behindDoc="1" locked="0" layoutInCell="1" allowOverlap="1" wp14:anchorId="553F57C9" wp14:editId="7A17920F">
+        <wp:anchor distT="0" distB="0" distL="114300" distR="114300" simplePos="0" relativeHeight="251655680" behindDoc="1" locked="0" layoutInCell="1" allowOverlap="1" wp14:anchorId="035939DA" wp14:editId="33E3F40C">
           <wp:simplePos x="0" y="0"/>
           <wp:positionH relativeFrom="margin">
-            <wp:align>center</wp:align>
+            <wp:posOffset>1454150</wp:posOffset>
           </wp:positionH>
           <wp:positionV relativeFrom="paragraph">
-            <wp:posOffset>2659380</wp:posOffset>
+            <wp:posOffset>-333375</wp:posOffset>
           </wp:positionV>
-          <wp:extent cx="4243899" cy="4465320"/>
-          <wp:effectExtent l="0" t="0" r="4445" b="0"/>
+          <wp:extent cx="5132705" cy="681355"/>
+          <wp:effectExtent l="0" t="0" r="0" b="4445"/>
           <wp:wrapNone/>
-          <wp:docPr id="4" name="Imagen 4" descr="12121221212121221-02"/>
+          <wp:docPr id="7" name="Imagen 7" descr="ENCABEZADO CREDIPYME 1-02"/>
           <wp:cNvGraphicFramePr>
             <a:graphicFrameLocks xmlns:a="http://schemas.openxmlformats.org/drawingml/2006/main" noChangeAspect="1"/>
           </wp:cNvGraphicFramePr>
@@ -1648,7 +1713,7 @@
             <a:graphicData uri="http://schemas.openxmlformats.org/drawingml/2006/picture">
               <pic:pic xmlns:pic="http://schemas.openxmlformats.org/drawingml/2006/picture">
                 <pic:nvPicPr>
-                  <pic:cNvPr id="0" name="Picture 3" descr="12121221212121221-02"/>
+                  <pic:cNvPr id="0" name="Picture 1" descr="ENCABEZADO CREDIPYME 1-02"/>
                   <pic:cNvPicPr>
                     <a:picLocks noChangeAspect="1" noChangeArrowheads="1"/>
                   </pic:cNvPicPr>
@@ -1661,13 +1726,13 @@
                       </a:ext>
                     </a:extLst>
                   </a:blip>
-                  <a:srcRect l="31610" t="22648" r="30722" b="21425"/>
+                  <a:srcRect l="31345" b="87125"/>
                   <a:stretch/>
                 </pic:blipFill>
                 <pic:spPr bwMode="auto">
                   <a:xfrm>
                     <a:off x="0" y="0"/>
-                    <a:ext cx="4243899" cy="4465320"/>
+                    <a:ext cx="5132705" cy="681355"/>
                   </a:xfrm>
                   <a:prstGeom prst="rect">
                     <a:avLst/>
@@ -1700,7 +1765,7 @@
         <w:lang w:eastAsia="es-419"/>
       </w:rPr>
       <w:drawing>
-        <wp:anchor distT="0" distB="0" distL="114300" distR="114300" simplePos="0" relativeHeight="251658752" behindDoc="1" locked="0" layoutInCell="1" allowOverlap="1" wp14:anchorId="754B33B2" wp14:editId="610B2361">
+        <wp:anchor distT="0" distB="0" distL="114300" distR="114300" simplePos="0" relativeHeight="251658752" behindDoc="1" locked="0" layoutInCell="1" allowOverlap="1" wp14:anchorId="754B33B2" wp14:editId="5A0EC30F">
           <wp:simplePos x="0" y="0"/>
           <wp:positionH relativeFrom="page">
             <wp:align>left</wp:align>
@@ -1765,77 +1830,16 @@
         </wp:anchor>
       </w:drawing>
     </w:r>
-    <w:r>
-      <w:rPr>
-        <w:noProof/>
-        <w:lang w:eastAsia="es-419"/>
-      </w:rPr>
-      <w:drawing>
-        <wp:anchor distT="0" distB="0" distL="114300" distR="114300" simplePos="0" relativeHeight="251655680" behindDoc="1" locked="0" layoutInCell="1" allowOverlap="1" wp14:anchorId="035939DA" wp14:editId="110D0C1B">
-          <wp:simplePos x="0" y="0"/>
-          <wp:positionH relativeFrom="margin">
-            <wp:align>center</wp:align>
-          </wp:positionH>
-          <wp:positionV relativeFrom="paragraph">
-            <wp:posOffset>-335280</wp:posOffset>
-          </wp:positionV>
-          <wp:extent cx="7254458" cy="681895"/>
-          <wp:effectExtent l="0" t="0" r="3810" b="4445"/>
-          <wp:wrapNone/>
-          <wp:docPr id="7" name="Imagen 7" descr="ENCABEZADO CREDIPYME 1-02"/>
-          <wp:cNvGraphicFramePr>
-            <a:graphicFrameLocks xmlns:a="http://schemas.openxmlformats.org/drawingml/2006/main" noChangeAspect="1"/>
-          </wp:cNvGraphicFramePr>
-          <a:graphic xmlns:a="http://schemas.openxmlformats.org/drawingml/2006/main">
-            <a:graphicData uri="http://schemas.openxmlformats.org/drawingml/2006/picture">
-              <pic:pic xmlns:pic="http://schemas.openxmlformats.org/drawingml/2006/picture">
-                <pic:nvPicPr>
-                  <pic:cNvPr id="0" name="Picture 1" descr="ENCABEZADO CREDIPYME 1-02"/>
-                  <pic:cNvPicPr>
-                    <a:picLocks noChangeAspect="1" noChangeArrowheads="1"/>
-                  </pic:cNvPicPr>
-                </pic:nvPicPr>
-                <pic:blipFill rotWithShape="1">
-                  <a:blip r:embed="rId3">
-                    <a:extLst>
-                      <a:ext uri="{28A0092B-C50C-407E-A947-70E740481C1C}">
-                        <a14:useLocalDpi xmlns:a14="http://schemas.microsoft.com/office/drawing/2010/main" val="0"/>
-                      </a:ext>
-                    </a:extLst>
-                  </a:blip>
-                  <a:srcRect l="3044" b="87125"/>
-                  <a:stretch/>
-                </pic:blipFill>
-                <pic:spPr bwMode="auto">
-                  <a:xfrm>
-                    <a:off x="0" y="0"/>
-                    <a:ext cx="7254458" cy="681895"/>
-                  </a:xfrm>
-                  <a:prstGeom prst="rect">
-                    <a:avLst/>
-                  </a:prstGeom>
-                  <a:noFill/>
-                  <a:ln>
-                    <a:noFill/>
-                  </a:ln>
-                  <a:extLst>
-                    <a:ext uri="{53640926-AAD7-44D8-BBD7-CCE9431645EC}">
-                      <a14:shadowObscured xmlns:a14="http://schemas.microsoft.com/office/drawing/2010/main"/>
-                    </a:ext>
-                  </a:extLst>
-                </pic:spPr>
-              </pic:pic>
-            </a:graphicData>
-          </a:graphic>
-          <wp14:sizeRelH relativeFrom="page">
-            <wp14:pctWidth>0</wp14:pctWidth>
-          </wp14:sizeRelH>
-          <wp14:sizeRelV relativeFrom="page">
-            <wp14:pctHeight>0</wp14:pctHeight>
-          </wp14:sizeRelV>
-        </wp:anchor>
-      </w:drawing>
-    </w:r>
+  </w:p>
+</w:hdr>
+</file>
+
+<file path=word/header3.xml><?xml version="1.0" encoding="utf-8"?>
+<w:hdr xmlns:wpc="http://schemas.microsoft.com/office/word/2010/wordprocessingCanvas" xmlns:cx="http://schemas.microsoft.com/office/drawing/2014/chartex" xmlns:cx1="http://schemas.microsoft.com/office/drawing/2015/9/8/chartex" xmlns:cx2="http://schemas.microsoft.com/office/drawing/2015/10/21/chartex" xmlns:cx3="http://schemas.microsoft.com/office/drawing/2016/5/9/chartex" xmlns:cx4="http://schemas.microsoft.com/office/drawing/2016/5/10/chartex" xmlns:cx5="http://schemas.microsoft.com/office/drawing/2016/5/11/chartex" xmlns:cx6="http://schemas.microsoft.com/office/drawing/2016/5/12/chartex" xmlns:cx7="http://schemas.microsoft.com/office/drawing/2016/5/13/chartex" xmlns:cx8="http://schemas.microsoft.com/office/drawing/2016/5/14/chartex" xmlns:mc="http://schemas.openxmlformats.org/markup-compatibility/2006" xmlns:aink="http://schemas.microsoft.com/office/drawing/2016/ink" xmlns:am3d="http://schemas.microsoft.com/office/drawing/2017/model3d" xmlns:o="urn:schemas-microsoft-com:office:office" xmlns:oel="http://schemas.microsoft.com/office/2019/extlst" xmlns:r="http://schemas.openxmlformats.org/officeDocument/2006/relationships" xmlns:m="http://schemas.openxmlformats.org/officeDocument/2006/math" xmlns:v="urn:schemas-microsoft-com:vml" xmlns:wp14="http://schemas.microsoft.com/office/word/2010/wordprocessingDrawing" xmlns:wp="http://schemas.openxmlformats.org/drawingml/2006/wordprocessingDrawing" xmlns:w10="urn:schemas-microsoft-com:office:word" xmlns:w="http://schemas.openxmlformats.org/wordprocessingml/2006/main" xmlns:w14="http://schemas.microsoft.com/office/word/2010/wordml" xmlns:w15="http://schemas.microsoft.com/office/word/2012/wordml" xmlns:w16cex="http://schemas.microsoft.com/office/word/2018/wordml/cex" xmlns:w16cid="http://schemas.microsoft.com/office/word/2016/wordml/cid" xmlns:w16="http://schemas.microsoft.com/office/word/2018/wordml" xmlns:w16sdtdh="http://schemas.microsoft.com/office/word/2020/wordml/sdtdatahash" xmlns:w16se="http://schemas.microsoft.com/office/word/2015/wordml/symex" xmlns:wpg="http://schemas.microsoft.com/office/word/2010/wordprocessingGroup" xmlns:wpi="http://schemas.microsoft.com/office/word/2010/wordprocessingInk" xmlns:wne="http://schemas.microsoft.com/office/word/2006/wordml" xmlns:wps="http://schemas.microsoft.com/office/word/2010/wordprocessingShape" mc:Ignorable="w14 w15 w16se w16cid w16 w16cex w16sdtdh wp14">
+  <w:p>
+    <w:pPr>
+      <w:pStyle w:val="Encabezado"/>
+    </w:pPr>
   </w:p>
 </w:hdr>
 </file>
@@ -2669,4 +2673,16 @@
     </a:ext>
   </a:extLst>
 </a:theme>
+</file>
+
+<file path=customXml/item1.xml><?xml version="1.0" encoding="utf-8"?>
+<b:Sources xmlns:b="http://schemas.openxmlformats.org/officeDocument/2006/bibliography" xmlns="http://schemas.openxmlformats.org/officeDocument/2006/bibliography" SelectedStyle="\APASixthEditionOfficeOnline.xsl" StyleName="APA" Version="6"/>
+</file>
+
+<file path=customXml/itemProps1.xml><?xml version="1.0" encoding="utf-8"?>
+<ds:datastoreItem xmlns:ds="http://schemas.openxmlformats.org/officeDocument/2006/customXml" ds:itemID="{845E173E-66F8-4990-BCBD-56F554C42A14}">
+  <ds:schemaRefs>
+    <ds:schemaRef ds:uri="http://schemas.openxmlformats.org/officeDocument/2006/bibliography"/>
+  </ds:schemaRefs>
+</ds:datastoreItem>
 </file>
--- a/public/report_templates/creditos/notificaciones/RECO_PAGO_TITULAR.docx
+++ b/public/report_templates/creditos/notificaciones/RECO_PAGO_TITULAR.docx
@@ -1506,12 +1506,8 @@
       </w:r>
     </w:p>
     <w:sectPr>
-      <w:headerReference w:type="even" r:id="rId7"/>
-      <w:headerReference w:type="default" r:id="rId8"/>
-      <w:footerReference w:type="even" r:id="rId9"/>
-      <w:footerReference w:type="default" r:id="rId10"/>
-      <w:headerReference w:type="first" r:id="rId11"/>
-      <w:footerReference w:type="first" r:id="rId12"/>
+      <w:headerReference w:type="default" r:id="rId7"/>
+      <w:footerReference w:type="default" r:id="rId8"/>
       <w:pgSz w:w="11906" w:h="16838"/>
       <w:pgMar w:top="1418" w:right="1276" w:bottom="851" w:left="1276" w:header="709" w:footer="709" w:gutter="0"/>
       <w:cols w:space="708"/>
@@ -1547,16 +1543,6 @@
 </file>
 
 <file path=word/footer1.xml><?xml version="1.0" encoding="utf-8"?>
-<w:ftr xmlns:wpc="http://schemas.microsoft.com/office/word/2010/wordprocessingCanvas" xmlns:cx="http://schemas.microsoft.com/office/drawing/2014/chartex" xmlns:cx1="http://schemas.microsoft.com/office/drawing/2015/9/8/chartex" xmlns:cx2="http://schemas.microsoft.com/office/drawing/2015/10/21/chartex" xmlns:cx3="http://schemas.microsoft.com/office/drawing/2016/5/9/chartex" xmlns:cx4="http://schemas.microsoft.com/office/drawing/2016/5/10/chartex" xmlns:cx5="http://schemas.microsoft.com/office/drawing/2016/5/11/chartex" xmlns:cx6="http://schemas.microsoft.com/office/drawing/2016/5/12/chartex" xmlns:cx7="http://schemas.microsoft.com/office/drawing/2016/5/13/chartex" xmlns:cx8="http://schemas.microsoft.com/office/drawing/2016/5/14/chartex" xmlns:mc="http://schemas.openxmlformats.org/markup-compatibility/2006" xmlns:aink="http://schemas.microsoft.com/office/drawing/2016/ink" xmlns:am3d="http://schemas.microsoft.com/office/drawing/2017/model3d" xmlns:o="urn:schemas-microsoft-com:office:office" xmlns:oel="http://schemas.microsoft.com/office/2019/extlst" xmlns:r="http://schemas.openxmlformats.org/officeDocument/2006/relationships" xmlns:m="http://schemas.openxmlformats.org/officeDocument/2006/math" xmlns:v="urn:schemas-microsoft-com:vml" xmlns:wp14="http://schemas.microsoft.com/office/word/2010/wordprocessingDrawing" xmlns:wp="http://schemas.openxmlformats.org/drawingml/2006/wordprocessingDrawing" xmlns:w10="urn:schemas-microsoft-com:office:word" xmlns:w="http://schemas.openxmlformats.org/wordprocessingml/2006/main" xmlns:w14="http://schemas.microsoft.com/office/word/2010/wordml" xmlns:w15="http://schemas.microsoft.com/office/word/2012/wordml" xmlns:w16cex="http://schemas.microsoft.com/office/word/2018/wordml/cex" xmlns:w16cid="http://schemas.microsoft.com/office/word/2016/wordml/cid" xmlns:w16="http://schemas.microsoft.com/office/word/2018/wordml" xmlns:w16sdtdh="http://schemas.microsoft.com/office/word/2020/wordml/sdtdatahash" xmlns:w16se="http://schemas.microsoft.com/office/word/2015/wordml/symex" xmlns:wpg="http://schemas.microsoft.com/office/word/2010/wordprocessingGroup" xmlns:wpi="http://schemas.microsoft.com/office/word/2010/wordprocessingInk" xmlns:wne="http://schemas.microsoft.com/office/word/2006/wordml" xmlns:wps="http://schemas.microsoft.com/office/word/2010/wordprocessingShape" mc:Ignorable="w14 w15 w16se w16cid w16 w16cex w16sdtdh wp14">
-  <w:p>
-    <w:pPr>
-      <w:pStyle w:val="Piedepgina"/>
-    </w:pPr>
-  </w:p>
-</w:ftr>
-</file>
-
-<file path=word/footer2.xml><?xml version="1.0" encoding="utf-8"?>
 <w:ftr xmlns:wpc="http://schemas.microsoft.com/office/word/2010/wordprocessingCanvas" xmlns:cx="http://schemas.microsoft.com/office/drawing/2014/chartex" xmlns:cx1="http://schemas.microsoft.com/office/drawing/2015/9/8/chartex" xmlns:cx2="http://schemas.microsoft.com/office/drawing/2015/10/21/chartex" xmlns:cx3="http://schemas.microsoft.com/office/drawing/2016/5/9/chartex" xmlns:cx4="http://schemas.microsoft.com/office/drawing/2016/5/10/chartex" xmlns:cx5="http://schemas.microsoft.com/office/drawing/2016/5/11/chartex" xmlns:cx6="http://schemas.microsoft.com/office/drawing/2016/5/12/chartex" xmlns:cx7="http://schemas.microsoft.com/office/drawing/2016/5/13/chartex" xmlns:cx8="http://schemas.microsoft.com/office/drawing/2016/5/14/chartex" xmlns:mc="http://schemas.openxmlformats.org/markup-compatibility/2006" xmlns:aink="http://schemas.microsoft.com/office/drawing/2016/ink" xmlns:am3d="http://schemas.microsoft.com/office/drawing/2017/model3d" xmlns:o="urn:schemas-microsoft-com:office:office" xmlns:oel="http://schemas.microsoft.com/office/2019/extlst" xmlns:r="http://schemas.openxmlformats.org/officeDocument/2006/relationships" xmlns:m="http://schemas.openxmlformats.org/officeDocument/2006/math" xmlns:v="urn:schemas-microsoft-com:vml" xmlns:wp14="http://schemas.microsoft.com/office/word/2010/wordprocessingDrawing" xmlns:wp="http://schemas.openxmlformats.org/drawingml/2006/wordprocessingDrawing" xmlns:w10="urn:schemas-microsoft-com:office:word" xmlns:w="http://schemas.openxmlformats.org/wordprocessingml/2006/main" xmlns:w14="http://schemas.microsoft.com/office/word/2010/wordml" xmlns:w15="http://schemas.microsoft.com/office/word/2012/wordml" xmlns:w16cex="http://schemas.microsoft.com/office/word/2018/wordml/cex" xmlns:w16cid="http://schemas.microsoft.com/office/word/2016/wordml/cid" xmlns:w16="http://schemas.microsoft.com/office/word/2018/wordml" xmlns:w16sdtdh="http://schemas.microsoft.com/office/word/2020/wordml/sdtdatahash" xmlns:w16se="http://schemas.microsoft.com/office/word/2015/wordml/symex" xmlns:wpg="http://schemas.microsoft.com/office/word/2010/wordprocessingGroup" xmlns:wpi="http://schemas.microsoft.com/office/word/2010/wordprocessingInk" xmlns:wne="http://schemas.microsoft.com/office/word/2006/wordml" xmlns:wps="http://schemas.microsoft.com/office/word/2010/wordprocessingShape" mc:Ignorable="w14 w15 w16se w16cid w16 w16cex w16sdtdh wp14">
   <w:p>
     <w:pPr>
@@ -1637,16 +1623,6 @@
 </w:ftr>
 </file>
 
-<file path=word/footer3.xml><?xml version="1.0" encoding="utf-8"?>
-<w:ftr xmlns:wpc="http://schemas.microsoft.com/office/word/2010/wordprocessingCanvas" xmlns:cx="http://schemas.microsoft.com/office/drawing/2014/chartex" xmlns:cx1="http://schemas.microsoft.com/office/drawing/2015/9/8/chartex" xmlns:cx2="http://schemas.microsoft.com/office/drawing/2015/10/21/chartex" xmlns:cx3="http://schemas.microsoft.com/office/drawing/2016/5/9/chartex" xmlns:cx4="http://schemas.microsoft.com/office/drawing/2016/5/10/chartex" xmlns:cx5="http://schemas.microsoft.com/office/drawing/2016/5/11/chartex" xmlns:cx6="http://schemas.microsoft.com/office/drawing/2016/5/12/chartex" xmlns:cx7="http://schemas.microsoft.com/office/drawing/2016/5/13/chartex" xmlns:cx8="http://schemas.microsoft.com/office/drawing/2016/5/14/chartex" xmlns:mc="http://schemas.openxmlformats.org/markup-compatibility/2006" xmlns:aink="http://schemas.microsoft.com/office/drawing/2016/ink" xmlns:am3d="http://schemas.microsoft.com/office/drawing/2017/model3d" xmlns:o="urn:schemas-microsoft-com:office:office" xmlns:oel="http://schemas.microsoft.com/office/2019/extlst" xmlns:r="http://schemas.openxmlformats.org/officeDocument/2006/relationships" xmlns:m="http://schemas.openxmlformats.org/officeDocument/2006/math" xmlns:v="urn:schemas-microsoft-com:vml" xmlns:wp14="http://schemas.microsoft.com/office/word/2010/wordprocessingDrawing" xmlns:wp="http://schemas.openxmlformats.org/drawingml/2006/wordprocessingDrawing" xmlns:w10="urn:schemas-microsoft-com:office:word" xmlns:w="http://schemas.openxmlformats.org/wordprocessingml/2006/main" xmlns:w14="http://schemas.microsoft.com/office/word/2010/wordml" xmlns:w15="http://schemas.microsoft.com/office/word/2012/wordml" xmlns:w16cex="http://schemas.microsoft.com/office/word/2018/wordml/cex" xmlns:w16cid="http://schemas.microsoft.com/office/word/2016/wordml/cid" xmlns:w16="http://schemas.microsoft.com/office/word/2018/wordml" xmlns:w16sdtdh="http://schemas.microsoft.com/office/word/2020/wordml/sdtdatahash" xmlns:w16se="http://schemas.microsoft.com/office/word/2015/wordml/symex" xmlns:wpg="http://schemas.microsoft.com/office/word/2010/wordprocessingGroup" xmlns:wpi="http://schemas.microsoft.com/office/word/2010/wordprocessingInk" xmlns:wne="http://schemas.microsoft.com/office/word/2006/wordml" xmlns:wps="http://schemas.microsoft.com/office/word/2010/wordprocessingShape" mc:Ignorable="w14 w15 w16se w16cid w16 w16cex w16sdtdh wp14">
-  <w:p>
-    <w:pPr>
-      <w:pStyle w:val="Piedepgina"/>
-    </w:pPr>
-  </w:p>
-</w:ftr>
-</file>
-
 <file path=word/footnotes.xml><?xml version="1.0" encoding="utf-8"?>
 <w:footnotes xmlns:wpc="http://schemas.microsoft.com/office/word/2010/wordprocessingCanvas" xmlns:cx="http://schemas.microsoft.com/office/drawing/2014/chartex" xmlns:cx1="http://schemas.microsoft.com/office/drawing/2015/9/8/chartex" xmlns:cx2="http://schemas.microsoft.com/office/drawing/2015/10/21/chartex" xmlns:cx3="http://schemas.microsoft.com/office/drawing/2016/5/9/chartex" xmlns:cx4="http://schemas.microsoft.com/office/drawing/2016/5/10/chartex" xmlns:cx5="http://schemas.microsoft.com/office/drawing/2016/5/11/chartex" xmlns:cx6="http://schemas.microsoft.com/office/drawing/2016/5/12/chartex" xmlns:cx7="http://schemas.microsoft.com/office/drawing/2016/5/13/chartex" xmlns:cx8="http://schemas.microsoft.com/office/drawing/2016/5/14/chartex" xmlns:mc="http://schemas.openxmlformats.org/markup-compatibility/2006" xmlns:aink="http://schemas.microsoft.com/office/drawing/2016/ink" xmlns:am3d="http://schemas.microsoft.com/office/drawing/2017/model3d" xmlns:o="urn:schemas-microsoft-com:office:office" xmlns:oel="http://schemas.microsoft.com/office/2019/extlst" xmlns:r="http://schemas.openxmlformats.org/officeDocument/2006/relationships" xmlns:m="http://schemas.openxmlformats.org/officeDocument/2006/math" xmlns:v="urn:schemas-microsoft-com:vml" xmlns:wp14="http://schemas.microsoft.com/office/word/2010/wordprocessingDrawing" xmlns:wp="http://schemas.openxmlformats.org/drawingml/2006/wordprocessingDrawing" xmlns:w10="urn:schemas-microsoft-com:office:word" xmlns:w="http://schemas.openxmlformats.org/wordprocessingml/2006/main" xmlns:w14="http://schemas.microsoft.com/office/word/2010/wordml" xmlns:w15="http://schemas.microsoft.com/office/word/2012/wordml" xmlns:w16cex="http://schemas.microsoft.com/office/word/2018/wordml/cex" xmlns:w16cid="http://schemas.microsoft.com/office/word/2016/wordml/cid" xmlns:w16="http://schemas.microsoft.com/office/word/2018/wordml" xmlns:w16sdtdh="http://schemas.microsoft.com/office/word/2020/wordml/sdtdatahash" xmlns:w16se="http://schemas.microsoft.com/office/word/2015/wordml/symex" xmlns:wpg="http://schemas.microsoft.com/office/word/2010/wordprocessingGroup" xmlns:wpi="http://schemas.microsoft.com/office/word/2010/wordprocessingInk" xmlns:wne="http://schemas.microsoft.com/office/word/2006/wordml" xmlns:wps="http://schemas.microsoft.com/office/word/2010/wordprocessingShape" mc:Ignorable="w14 w15 w16se w16cid w16 w16cex w16sdtdh wp14">
   <w:footnote w:type="separator" w:id="-1">
@@ -1678,16 +1654,73 @@
     <w:pPr>
       <w:pStyle w:val="Encabezado"/>
     </w:pPr>
-  </w:p>
-</w:hdr>
-</file>
-
-<file path=word/header2.xml><?xml version="1.0" encoding="utf-8"?>
-<w:hdr xmlns:wpc="http://schemas.microsoft.com/office/word/2010/wordprocessingCanvas" xmlns:cx="http://schemas.microsoft.com/office/drawing/2014/chartex" xmlns:cx1="http://schemas.microsoft.com/office/drawing/2015/9/8/chartex" xmlns:cx2="http://schemas.microsoft.com/office/drawing/2015/10/21/chartex" xmlns:cx3="http://schemas.microsoft.com/office/drawing/2016/5/9/chartex" xmlns:cx4="http://schemas.microsoft.com/office/drawing/2016/5/10/chartex" xmlns:cx5="http://schemas.microsoft.com/office/drawing/2016/5/11/chartex" xmlns:cx6="http://schemas.microsoft.com/office/drawing/2016/5/12/chartex" xmlns:cx7="http://schemas.microsoft.com/office/drawing/2016/5/13/chartex" xmlns:cx8="http://schemas.microsoft.com/office/drawing/2016/5/14/chartex" xmlns:mc="http://schemas.openxmlformats.org/markup-compatibility/2006" xmlns:aink="http://schemas.microsoft.com/office/drawing/2016/ink" xmlns:am3d="http://schemas.microsoft.com/office/drawing/2017/model3d" xmlns:o="urn:schemas-microsoft-com:office:office" xmlns:oel="http://schemas.microsoft.com/office/2019/extlst" xmlns:r="http://schemas.openxmlformats.org/officeDocument/2006/relationships" xmlns:m="http://schemas.openxmlformats.org/officeDocument/2006/math" xmlns:v="urn:schemas-microsoft-com:vml" xmlns:wp14="http://schemas.microsoft.com/office/word/2010/wordprocessingDrawing" xmlns:wp="http://schemas.openxmlformats.org/drawingml/2006/wordprocessingDrawing" xmlns:w10="urn:schemas-microsoft-com:office:word" xmlns:w="http://schemas.openxmlformats.org/wordprocessingml/2006/main" xmlns:w14="http://schemas.microsoft.com/office/word/2010/wordml" xmlns:w15="http://schemas.microsoft.com/office/word/2012/wordml" xmlns:w16cex="http://schemas.microsoft.com/office/word/2018/wordml/cex" xmlns:w16cid="http://schemas.microsoft.com/office/word/2016/wordml/cid" xmlns:w16="http://schemas.microsoft.com/office/word/2018/wordml" xmlns:w16sdtdh="http://schemas.microsoft.com/office/word/2020/wordml/sdtdatahash" xmlns:w16se="http://schemas.microsoft.com/office/word/2015/wordml/symex" xmlns:wpg="http://schemas.microsoft.com/office/word/2010/wordprocessingGroup" xmlns:wpi="http://schemas.microsoft.com/office/word/2010/wordprocessingInk" xmlns:wne="http://schemas.microsoft.com/office/word/2006/wordml" xmlns:wps="http://schemas.microsoft.com/office/word/2010/wordprocessingShape" mc:Ignorable="w14 w15 w16se w16cid w16 w16cex w16sdtdh wp14">
-  <w:p>
-    <w:pPr>
-      <w:pStyle w:val="Encabezado"/>
-    </w:pPr>
+    <w:r>
+      <w:rPr>
+        <w:noProof/>
+      </w:rPr>
+      <w:drawing>
+        <wp:anchor distT="0" distB="0" distL="114300" distR="114300" simplePos="0" relativeHeight="251660800" behindDoc="0" locked="0" layoutInCell="1" allowOverlap="1" wp14:anchorId="76D99CEC" wp14:editId="737C7672">
+          <wp:simplePos x="0" y="0"/>
+          <wp:positionH relativeFrom="margin">
+            <wp:align>left</wp:align>
+          </wp:positionH>
+          <wp:positionV relativeFrom="paragraph">
+            <wp:posOffset>-248285</wp:posOffset>
+          </wp:positionV>
+          <wp:extent cx="1854829" cy="542925"/>
+          <wp:effectExtent l="0" t="0" r="0" b="0"/>
+          <wp:wrapNone/>
+          <wp:docPr id="1" name="Imagen 1"/>
+          <wp:cNvGraphicFramePr>
+            <a:graphicFrameLocks xmlns:a="http://schemas.openxmlformats.org/drawingml/2006/main" noChangeAspect="1"/>
+          </wp:cNvGraphicFramePr>
+          <a:graphic xmlns:a="http://schemas.openxmlformats.org/drawingml/2006/main">
+            <a:graphicData uri="http://schemas.openxmlformats.org/drawingml/2006/picture">
+              <pic:pic xmlns:pic="http://schemas.openxmlformats.org/drawingml/2006/picture">
+                <pic:nvPicPr>
+                  <pic:cNvPr id="0" name="Picture 1"/>
+                  <pic:cNvPicPr>
+                    <a:picLocks noChangeAspect="1" noChangeArrowheads="1"/>
+                  </pic:cNvPicPr>
+                </pic:nvPicPr>
+                <pic:blipFill>
+                  <a:blip r:embed="rId1">
+                    <a:extLst>
+                      <a:ext uri="{28A0092B-C50C-407E-A947-70E740481C1C}">
+                        <a14:useLocalDpi xmlns:a14="http://schemas.microsoft.com/office/drawing/2010/main" val="0"/>
+                      </a:ext>
+                    </a:extLst>
+                  </a:blip>
+                  <a:srcRect/>
+                  <a:stretch>
+                    <a:fillRect/>
+                  </a:stretch>
+                </pic:blipFill>
+                <pic:spPr bwMode="auto">
+                  <a:xfrm>
+                    <a:off x="0" y="0"/>
+                    <a:ext cx="1854829" cy="542925"/>
+                  </a:xfrm>
+                  <a:prstGeom prst="rect">
+                    <a:avLst/>
+                  </a:prstGeom>
+                  <a:noFill/>
+                  <a:ln>
+                    <a:noFill/>
+                  </a:ln>
+                </pic:spPr>
+              </pic:pic>
+            </a:graphicData>
+          </a:graphic>
+          <wp14:sizeRelH relativeFrom="margin">
+            <wp14:pctWidth>0</wp14:pctWidth>
+          </wp14:sizeRelH>
+          <wp14:sizeRelV relativeFrom="margin">
+            <wp14:pctHeight>0</wp14:pctHeight>
+          </wp14:sizeRelV>
+        </wp:anchor>
+      </w:drawing>
+    </w:r>
     <w:r>
       <w:rPr>
         <w:noProof/>
@@ -1719,7 +1752,7 @@
                   </pic:cNvPicPr>
                 </pic:nvPicPr>
                 <pic:blipFill rotWithShape="1">
-                  <a:blip r:embed="rId1">
+                  <a:blip r:embed="rId2">
                     <a:extLst>
                       <a:ext uri="{28A0092B-C50C-407E-A947-70E740481C1C}">
                         <a14:useLocalDpi xmlns:a14="http://schemas.microsoft.com/office/drawing/2010/main" val="0"/>
@@ -1790,7 +1823,7 @@
                   </pic:cNvPicPr>
                 </pic:nvPicPr>
                 <pic:blipFill rotWithShape="1">
-                  <a:blip r:embed="rId2" cstate="print">
+                  <a:blip r:embed="rId3" cstate="print">
                     <a:extLst>
                       <a:ext uri="{28A0092B-C50C-407E-A947-70E740481C1C}">
                         <a14:useLocalDpi xmlns:a14="http://schemas.microsoft.com/office/drawing/2010/main" val="0"/>
@@ -1830,16 +1863,6 @@
         </wp:anchor>
       </w:drawing>
     </w:r>
-  </w:p>
-</w:hdr>
-</file>
-
-<file path=word/header3.xml><?xml version="1.0" encoding="utf-8"?>
-<w:hdr xmlns:wpc="http://schemas.microsoft.com/office/word/2010/wordprocessingCanvas" xmlns:cx="http://schemas.microsoft.com/office/drawing/2014/chartex" xmlns:cx1="http://schemas.microsoft.com/office/drawing/2015/9/8/chartex" xmlns:cx2="http://schemas.microsoft.com/office/drawing/2015/10/21/chartex" xmlns:cx3="http://schemas.microsoft.com/office/drawing/2016/5/9/chartex" xmlns:cx4="http://schemas.microsoft.com/office/drawing/2016/5/10/chartex" xmlns:cx5="http://schemas.microsoft.com/office/drawing/2016/5/11/chartex" xmlns:cx6="http://schemas.microsoft.com/office/drawing/2016/5/12/chartex" xmlns:cx7="http://schemas.microsoft.com/office/drawing/2016/5/13/chartex" xmlns:cx8="http://schemas.microsoft.com/office/drawing/2016/5/14/chartex" xmlns:mc="http://schemas.openxmlformats.org/markup-compatibility/2006" xmlns:aink="http://schemas.microsoft.com/office/drawing/2016/ink" xmlns:am3d="http://schemas.microsoft.com/office/drawing/2017/model3d" xmlns:o="urn:schemas-microsoft-com:office:office" xmlns:oel="http://schemas.microsoft.com/office/2019/extlst" xmlns:r="http://schemas.openxmlformats.org/officeDocument/2006/relationships" xmlns:m="http://schemas.openxmlformats.org/officeDocument/2006/math" xmlns:v="urn:schemas-microsoft-com:vml" xmlns:wp14="http://schemas.microsoft.com/office/word/2010/wordprocessingDrawing" xmlns:wp="http://schemas.openxmlformats.org/drawingml/2006/wordprocessingDrawing" xmlns:w10="urn:schemas-microsoft-com:office:word" xmlns:w="http://schemas.openxmlformats.org/wordprocessingml/2006/main" xmlns:w14="http://schemas.microsoft.com/office/word/2010/wordml" xmlns:w15="http://schemas.microsoft.com/office/word/2012/wordml" xmlns:w16cex="http://schemas.microsoft.com/office/word/2018/wordml/cex" xmlns:w16cid="http://schemas.microsoft.com/office/word/2016/wordml/cid" xmlns:w16="http://schemas.microsoft.com/office/word/2018/wordml" xmlns:w16sdtdh="http://schemas.microsoft.com/office/word/2020/wordml/sdtdatahash" xmlns:w16se="http://schemas.microsoft.com/office/word/2015/wordml/symex" xmlns:wpg="http://schemas.microsoft.com/office/word/2010/wordprocessingGroup" xmlns:wpi="http://schemas.microsoft.com/office/word/2010/wordprocessingInk" xmlns:wne="http://schemas.microsoft.com/office/word/2006/wordml" xmlns:wps="http://schemas.microsoft.com/office/word/2010/wordprocessingShape" mc:Ignorable="w14 w15 w16se w16cid w16 w16cex w16sdtdh wp14">
-  <w:p>
-    <w:pPr>
-      <w:pStyle w:val="Encabezado"/>
-    </w:pPr>
   </w:p>
 </w:hdr>
 </file>

--- a/public/report_templates/creditos/notificaciones/RECO_PAGO_TITULAR.docx
+++ b/public/report_templates/creditos/notificaciones/RECO_PAGO_TITULAR.docx
@@ -1139,377 +1139,389 @@
       <w:r>
         <w:rPr>
           <w:rFonts w:ascii="Times New Roman" w:hAnsi="Times New Roman" w:cs="Times New Roman"/>
-          <w:b/>
-        </w:rPr>
-        <w:t>COSTO POR NOTIFICACIÓN DE CRÉDITO:</w:t>
-      </w:r>
-      <w:r>
-        <w:rPr>
-          <w:rFonts w:ascii="Times New Roman" w:hAnsi="Times New Roman" w:cs="Times New Roman"/>
-        </w:rPr>
-        <w:t xml:space="preserve"> </w:t>
-      </w:r>
-      <w:r>
-        <w:rPr>
-          <w:rFonts w:ascii="Times New Roman" w:hAnsi="Times New Roman" w:cs="Times New Roman"/>
-          <w:b/>
-        </w:rPr>
-        <w:t xml:space="preserve">S/ </w:t>
-      </w:r>
-      <w:r>
-        <w:rPr>
-          <w:rFonts w:ascii="Times New Roman" w:hAnsi="Times New Roman" w:cs="Times New Roman"/>
-          <w:b/>
-        </w:rPr>
-        <w:t>{</w:t>
-      </w:r>
-      <w:proofErr w:type="spellStart"/>
-      <w:r>
-        <w:rPr>
-          <w:rFonts w:ascii="Times New Roman" w:hAnsi="Times New Roman" w:cs="Times New Roman"/>
-          <w:b/>
-        </w:rPr>
-        <w:t>monto_notificacion</w:t>
-      </w:r>
-      <w:proofErr w:type="spellEnd"/>
-      <w:r>
-        <w:rPr>
-          <w:rFonts w:ascii="Times New Roman" w:hAnsi="Times New Roman" w:cs="Times New Roman"/>
-          <w:b/>
-        </w:rPr>
-        <w:t>}</w:t>
-      </w:r>
-      <w:r>
-        <w:rPr>
-          <w:rFonts w:ascii="Times New Roman" w:hAnsi="Times New Roman" w:cs="Times New Roman"/>
-          <w:b/>
-        </w:rPr>
-        <w:t xml:space="preserve"> (evite pagar este importe acercándose a nuestra oficina antes de las 24 horas)</w:t>
-      </w:r>
-      <w:r>
-        <w:rPr>
-          <w:rFonts w:ascii="Times New Roman" w:hAnsi="Times New Roman" w:cs="Times New Roman"/>
-        </w:rPr>
-        <w:t xml:space="preserve"> </w:t>
+        </w:rPr>
+        <w:t>Atentamente,</w:t>
+      </w:r>
+    </w:p>
+    <w:p>
+      <w:pPr>
+        <w:spacing w:after="0" w:line="240" w:lineRule="auto"/>
+        <w:rPr>
+          <w:rFonts w:ascii="Times New Roman" w:hAnsi="Times New Roman" w:cs="Times New Roman"/>
+          <w:sz w:val="16"/>
+          <w:szCs w:val="16"/>
+        </w:rPr>
+      </w:pPr>
+    </w:p>
+    <w:p>
+      <w:pPr>
+        <w:spacing w:after="0" w:line="240" w:lineRule="auto"/>
+        <w:rPr>
+          <w:rFonts w:ascii="Times New Roman" w:hAnsi="Times New Roman" w:cs="Times New Roman"/>
+          <w:sz w:val="16"/>
+          <w:szCs w:val="16"/>
+        </w:rPr>
+      </w:pPr>
+    </w:p>
+    <w:p>
+      <w:pPr>
+        <w:spacing w:after="0" w:line="240" w:lineRule="auto"/>
+        <w:rPr>
+          <w:rFonts w:ascii="Times New Roman" w:hAnsi="Times New Roman" w:cs="Times New Roman"/>
+          <w:sz w:val="16"/>
+          <w:szCs w:val="16"/>
+        </w:rPr>
+      </w:pPr>
+    </w:p>
+    <w:p>
+      <w:pPr>
+        <w:spacing w:after="0" w:line="240" w:lineRule="auto"/>
+        <w:rPr>
+          <w:rFonts w:ascii="Times New Roman" w:hAnsi="Times New Roman" w:cs="Times New Roman"/>
+          <w:sz w:val="16"/>
+          <w:szCs w:val="16"/>
+        </w:rPr>
+      </w:pPr>
+    </w:p>
+    <w:p>
+      <w:pPr>
+        <w:spacing w:after="0" w:line="240" w:lineRule="auto"/>
+        <w:rPr>
+          <w:rFonts w:ascii="Times New Roman" w:hAnsi="Times New Roman" w:cs="Times New Roman"/>
+          <w:sz w:val="16"/>
+          <w:szCs w:val="16"/>
+        </w:rPr>
+      </w:pPr>
+    </w:p>
+    <w:p>
+      <w:pPr>
+        <w:spacing w:after="0" w:line="240" w:lineRule="auto"/>
+        <w:rPr>
+          <w:rFonts w:ascii="Times New Roman" w:hAnsi="Times New Roman" w:cs="Times New Roman"/>
+          <w:sz w:val="16"/>
+          <w:szCs w:val="16"/>
+        </w:rPr>
+      </w:pPr>
+    </w:p>
+    <w:p>
+      <w:pPr>
+        <w:spacing w:after="0" w:line="240" w:lineRule="auto"/>
+        <w:rPr>
+          <w:rFonts w:ascii="Times New Roman" w:hAnsi="Times New Roman" w:cs="Times New Roman"/>
+          <w:sz w:val="16"/>
+          <w:szCs w:val="16"/>
+        </w:rPr>
+      </w:pPr>
+    </w:p>
+    <w:p>
+      <w:pPr>
+        <w:spacing w:after="0" w:line="240" w:lineRule="auto"/>
+        <w:rPr>
+          <w:rFonts w:ascii="Times New Roman" w:hAnsi="Times New Roman" w:cs="Times New Roman"/>
+          <w:sz w:val="16"/>
+          <w:szCs w:val="16"/>
+        </w:rPr>
+      </w:pPr>
+    </w:p>
+    <w:p>
+      <w:pPr>
+        <w:spacing w:after="0" w:line="240" w:lineRule="auto"/>
+        <w:rPr>
+          <w:rFonts w:ascii="Times New Roman" w:hAnsi="Times New Roman" w:cs="Times New Roman"/>
+          <w:sz w:val="16"/>
+          <w:szCs w:val="16"/>
+        </w:rPr>
+      </w:pPr>
+    </w:p>
+    <w:p>
+      <w:pPr>
+        <w:spacing w:after="0" w:line="240" w:lineRule="auto"/>
+        <w:rPr>
+          <w:rFonts w:ascii="Times New Roman" w:hAnsi="Times New Roman" w:cs="Times New Roman"/>
+          <w:sz w:val="16"/>
+          <w:szCs w:val="16"/>
+        </w:rPr>
+      </w:pPr>
+    </w:p>
+    <w:p>
+      <w:pPr>
+        <w:spacing w:after="0" w:line="240" w:lineRule="auto"/>
+        <w:rPr>
+          <w:rFonts w:ascii="Times New Roman" w:hAnsi="Times New Roman" w:cs="Times New Roman"/>
+          <w:sz w:val="16"/>
+          <w:szCs w:val="16"/>
+        </w:rPr>
+      </w:pPr>
+    </w:p>
+    <w:p>
+      <w:pPr>
+        <w:spacing w:after="0" w:line="240" w:lineRule="auto"/>
+        <w:rPr>
+          <w:rFonts w:ascii="Times New Roman" w:hAnsi="Times New Roman" w:cs="Times New Roman"/>
+          <w:sz w:val="16"/>
+          <w:szCs w:val="16"/>
+        </w:rPr>
+      </w:pPr>
+    </w:p>
+    <w:p>
+      <w:pPr>
+        <w:spacing w:after="0" w:line="240" w:lineRule="auto"/>
+        <w:rPr>
+          <w:rFonts w:ascii="Times New Roman" w:hAnsi="Times New Roman" w:cs="Times New Roman"/>
+          <w:sz w:val="16"/>
+          <w:szCs w:val="16"/>
+        </w:rPr>
+      </w:pPr>
+    </w:p>
+    <w:p>
+      <w:pPr>
+        <w:spacing w:after="0" w:line="240" w:lineRule="auto"/>
+        <w:rPr>
+          <w:rFonts w:ascii="Times New Roman" w:hAnsi="Times New Roman" w:cs="Times New Roman"/>
+          <w:sz w:val="16"/>
+          <w:szCs w:val="16"/>
+        </w:rPr>
+      </w:pPr>
+    </w:p>
+    <w:p>
+      <w:pPr>
+        <w:spacing w:after="0" w:line="240" w:lineRule="auto"/>
+        <w:rPr>
+          <w:rFonts w:ascii="Times New Roman" w:hAnsi="Times New Roman" w:cs="Times New Roman"/>
+          <w:sz w:val="16"/>
+          <w:szCs w:val="16"/>
+        </w:rPr>
+      </w:pPr>
+    </w:p>
+    <w:p>
+      <w:pPr>
+        <w:spacing w:after="0" w:line="240" w:lineRule="auto"/>
+        <w:rPr>
+          <w:rFonts w:ascii="Times New Roman" w:hAnsi="Times New Roman" w:cs="Times New Roman"/>
+          <w:sz w:val="16"/>
+          <w:szCs w:val="16"/>
+        </w:rPr>
+      </w:pPr>
+    </w:p>
+    <w:p>
+      <w:pPr>
+        <w:spacing w:after="0" w:line="240" w:lineRule="auto"/>
+        <w:rPr>
+          <w:rFonts w:ascii="Times New Roman" w:hAnsi="Times New Roman" w:cs="Times New Roman"/>
+          <w:sz w:val="16"/>
+          <w:szCs w:val="16"/>
+        </w:rPr>
+      </w:pPr>
+    </w:p>
+    <w:p>
+      <w:pPr>
+        <w:spacing w:after="0" w:line="240" w:lineRule="auto"/>
+        <w:rPr>
+          <w:rFonts w:ascii="Times New Roman" w:hAnsi="Times New Roman" w:cs="Times New Roman"/>
+          <w:sz w:val="16"/>
+          <w:szCs w:val="16"/>
+        </w:rPr>
+      </w:pPr>
+    </w:p>
+    <w:p>
+      <w:pPr>
+        <w:spacing w:after="0" w:line="240" w:lineRule="auto"/>
+        <w:rPr>
+          <w:rFonts w:ascii="Times New Roman" w:hAnsi="Times New Roman" w:cs="Times New Roman"/>
+          <w:sz w:val="16"/>
+          <w:szCs w:val="16"/>
+        </w:rPr>
+      </w:pPr>
+    </w:p>
+    <w:p>
+      <w:pPr>
+        <w:spacing w:after="0" w:line="240" w:lineRule="auto"/>
+        <w:rPr>
+          <w:rFonts w:ascii="Times New Roman" w:hAnsi="Times New Roman" w:cs="Times New Roman"/>
+          <w:sz w:val="16"/>
+          <w:szCs w:val="16"/>
+        </w:rPr>
+      </w:pPr>
+    </w:p>
+    <w:p>
+      <w:pPr>
+        <w:spacing w:after="0" w:line="240" w:lineRule="auto"/>
+        <w:rPr>
+          <w:rFonts w:ascii="Times New Roman" w:hAnsi="Times New Roman" w:cs="Times New Roman"/>
+          <w:sz w:val="16"/>
+          <w:szCs w:val="16"/>
+        </w:rPr>
+      </w:pPr>
+    </w:p>
+    <w:p>
+      <w:pPr>
+        <w:spacing w:after="0" w:line="240" w:lineRule="auto"/>
+        <w:rPr>
+          <w:rFonts w:ascii="Times New Roman" w:hAnsi="Times New Roman" w:cs="Times New Roman"/>
+          <w:sz w:val="16"/>
+          <w:szCs w:val="16"/>
+        </w:rPr>
+      </w:pPr>
+    </w:p>
+    <w:p>
+      <w:pPr>
+        <w:spacing w:after="0" w:line="240" w:lineRule="auto"/>
+        <w:rPr>
+          <w:rFonts w:ascii="Times New Roman" w:hAnsi="Times New Roman" w:cs="Times New Roman"/>
+          <w:sz w:val="16"/>
+          <w:szCs w:val="16"/>
+        </w:rPr>
+      </w:pPr>
+    </w:p>
+    <w:p>
+      <w:pPr>
+        <w:spacing w:after="0" w:line="240" w:lineRule="auto"/>
+        <w:rPr>
+          <w:rFonts w:ascii="Times New Roman" w:hAnsi="Times New Roman" w:cs="Times New Roman"/>
+          <w:sz w:val="16"/>
+          <w:szCs w:val="16"/>
+        </w:rPr>
+      </w:pPr>
+    </w:p>
+    <w:p>
+      <w:pPr>
+        <w:spacing w:after="0" w:line="240" w:lineRule="auto"/>
+        <w:rPr>
+          <w:rFonts w:ascii="Times New Roman" w:hAnsi="Times New Roman" w:cs="Times New Roman"/>
+          <w:sz w:val="16"/>
+          <w:szCs w:val="16"/>
+        </w:rPr>
+      </w:pPr>
+    </w:p>
+    <w:p>
+      <w:pPr>
+        <w:tabs>
+          <w:tab w:val="left" w:pos="916"/>
+        </w:tabs>
+        <w:spacing w:after="0" w:line="240" w:lineRule="auto"/>
+        <w:rPr>
+          <w:rFonts w:ascii="Times New Roman" w:hAnsi="Times New Roman" w:cs="Times New Roman"/>
+          <w:sz w:val="16"/>
+          <w:szCs w:val="16"/>
+        </w:rPr>
+      </w:pPr>
+      <w:r>
+        <w:rPr>
+          <w:rFonts w:ascii="Times New Roman" w:hAnsi="Times New Roman" w:cs="Times New Roman"/>
+          <w:sz w:val="16"/>
+          <w:szCs w:val="16"/>
+        </w:rPr>
+        <w:tab/>
       </w:r>
     </w:p>
     <w:p>
       <w:pPr>
         <w:spacing w:line="276" w:lineRule="auto"/>
-        <w:ind w:firstLine="708"/>
         <w:jc w:val="both"/>
         <w:rPr>
-          <w:rFonts w:ascii="Times New Roman" w:hAnsi="Times New Roman" w:cs="Times New Roman"/>
-        </w:rPr>
-      </w:pPr>
-      <w:r>
-        <w:rPr>
-          <w:rFonts w:ascii="Times New Roman" w:hAnsi="Times New Roman" w:cs="Times New Roman"/>
-        </w:rPr>
-        <w:t>Atentamente,</w:t>
-      </w:r>
-    </w:p>
-    <w:p>
-      <w:pPr>
-        <w:spacing w:after="0" w:line="240" w:lineRule="auto"/>
-        <w:rPr>
-          <w:rFonts w:ascii="Times New Roman" w:hAnsi="Times New Roman" w:cs="Times New Roman"/>
-          <w:sz w:val="16"/>
-          <w:szCs w:val="16"/>
-        </w:rPr>
-      </w:pPr>
-    </w:p>
-    <w:p>
-      <w:pPr>
-        <w:spacing w:after="0" w:line="240" w:lineRule="auto"/>
-        <w:rPr>
-          <w:rFonts w:ascii="Times New Roman" w:hAnsi="Times New Roman" w:cs="Times New Roman"/>
-          <w:sz w:val="16"/>
-          <w:szCs w:val="16"/>
-        </w:rPr>
-      </w:pPr>
-    </w:p>
-    <w:p>
-      <w:pPr>
-        <w:spacing w:after="0" w:line="240" w:lineRule="auto"/>
-        <w:rPr>
-          <w:rFonts w:ascii="Times New Roman" w:hAnsi="Times New Roman" w:cs="Times New Roman"/>
-          <w:sz w:val="16"/>
-          <w:szCs w:val="16"/>
-        </w:rPr>
-      </w:pPr>
-    </w:p>
-    <w:p>
-      <w:pPr>
-        <w:spacing w:after="0" w:line="240" w:lineRule="auto"/>
-        <w:rPr>
-          <w:rFonts w:ascii="Times New Roman" w:hAnsi="Times New Roman" w:cs="Times New Roman"/>
-          <w:sz w:val="16"/>
-          <w:szCs w:val="16"/>
-        </w:rPr>
-      </w:pPr>
-    </w:p>
-    <w:p>
-      <w:pPr>
-        <w:spacing w:after="0" w:line="240" w:lineRule="auto"/>
-        <w:rPr>
-          <w:rFonts w:ascii="Times New Roman" w:hAnsi="Times New Roman" w:cs="Times New Roman"/>
-          <w:sz w:val="16"/>
-          <w:szCs w:val="16"/>
-        </w:rPr>
-      </w:pPr>
-    </w:p>
-    <w:p>
-      <w:pPr>
-        <w:spacing w:after="0" w:line="240" w:lineRule="auto"/>
-        <w:rPr>
-          <w:rFonts w:ascii="Times New Roman" w:hAnsi="Times New Roman" w:cs="Times New Roman"/>
-          <w:sz w:val="16"/>
-          <w:szCs w:val="16"/>
-        </w:rPr>
-      </w:pPr>
-    </w:p>
-    <w:p>
-      <w:pPr>
-        <w:spacing w:after="0" w:line="240" w:lineRule="auto"/>
-        <w:rPr>
-          <w:rFonts w:ascii="Times New Roman" w:hAnsi="Times New Roman" w:cs="Times New Roman"/>
-          <w:sz w:val="16"/>
-          <w:szCs w:val="16"/>
-        </w:rPr>
-      </w:pPr>
-    </w:p>
-    <w:p>
-      <w:pPr>
-        <w:spacing w:after="0" w:line="240" w:lineRule="auto"/>
-        <w:rPr>
-          <w:rFonts w:ascii="Times New Roman" w:hAnsi="Times New Roman" w:cs="Times New Roman"/>
-          <w:sz w:val="16"/>
-          <w:szCs w:val="16"/>
-        </w:rPr>
-      </w:pPr>
-    </w:p>
-    <w:p>
-      <w:pPr>
-        <w:spacing w:after="0" w:line="240" w:lineRule="auto"/>
-        <w:rPr>
-          <w:rFonts w:ascii="Times New Roman" w:hAnsi="Times New Roman" w:cs="Times New Roman"/>
-          <w:sz w:val="16"/>
-          <w:szCs w:val="16"/>
-        </w:rPr>
-      </w:pPr>
-    </w:p>
-    <w:p>
-      <w:pPr>
-        <w:spacing w:after="0" w:line="240" w:lineRule="auto"/>
-        <w:rPr>
-          <w:rFonts w:ascii="Times New Roman" w:hAnsi="Times New Roman" w:cs="Times New Roman"/>
-          <w:sz w:val="16"/>
-          <w:szCs w:val="16"/>
-        </w:rPr>
-      </w:pPr>
-    </w:p>
-    <w:p>
-      <w:pPr>
-        <w:spacing w:after="0" w:line="240" w:lineRule="auto"/>
-        <w:rPr>
-          <w:rFonts w:ascii="Times New Roman" w:hAnsi="Times New Roman" w:cs="Times New Roman"/>
-          <w:sz w:val="16"/>
-          <w:szCs w:val="16"/>
-        </w:rPr>
-      </w:pPr>
-    </w:p>
-    <w:p>
-      <w:pPr>
-        <w:spacing w:after="0" w:line="240" w:lineRule="auto"/>
-        <w:rPr>
-          <w:rFonts w:ascii="Times New Roman" w:hAnsi="Times New Roman" w:cs="Times New Roman"/>
-          <w:sz w:val="16"/>
-          <w:szCs w:val="16"/>
-        </w:rPr>
-      </w:pPr>
-    </w:p>
-    <w:p>
-      <w:pPr>
-        <w:spacing w:after="0" w:line="240" w:lineRule="auto"/>
-        <w:rPr>
-          <w:rFonts w:ascii="Times New Roman" w:hAnsi="Times New Roman" w:cs="Times New Roman"/>
-          <w:sz w:val="16"/>
-          <w:szCs w:val="16"/>
-        </w:rPr>
-      </w:pPr>
-    </w:p>
-    <w:p>
-      <w:pPr>
-        <w:spacing w:after="0" w:line="240" w:lineRule="auto"/>
-        <w:rPr>
-          <w:rFonts w:ascii="Times New Roman" w:hAnsi="Times New Roman" w:cs="Times New Roman"/>
-          <w:sz w:val="16"/>
-          <w:szCs w:val="16"/>
-        </w:rPr>
-      </w:pPr>
-    </w:p>
-    <w:p>
-      <w:pPr>
-        <w:spacing w:after="0" w:line="240" w:lineRule="auto"/>
-        <w:rPr>
-          <w:rFonts w:ascii="Times New Roman" w:hAnsi="Times New Roman" w:cs="Times New Roman"/>
-          <w:sz w:val="16"/>
-          <w:szCs w:val="16"/>
-        </w:rPr>
-      </w:pPr>
-    </w:p>
-    <w:p>
-      <w:pPr>
-        <w:spacing w:after="0" w:line="240" w:lineRule="auto"/>
-        <w:rPr>
-          <w:rFonts w:ascii="Times New Roman" w:hAnsi="Times New Roman" w:cs="Times New Roman"/>
-          <w:sz w:val="16"/>
-          <w:szCs w:val="16"/>
-        </w:rPr>
-      </w:pPr>
-    </w:p>
-    <w:p>
-      <w:pPr>
-        <w:spacing w:after="0" w:line="240" w:lineRule="auto"/>
-        <w:rPr>
-          <w:rFonts w:ascii="Times New Roman" w:hAnsi="Times New Roman" w:cs="Times New Roman"/>
-          <w:sz w:val="16"/>
-          <w:szCs w:val="16"/>
-        </w:rPr>
-      </w:pPr>
-    </w:p>
-    <w:p>
-      <w:pPr>
-        <w:spacing w:after="0" w:line="240" w:lineRule="auto"/>
-        <w:rPr>
-          <w:rFonts w:ascii="Times New Roman" w:hAnsi="Times New Roman" w:cs="Times New Roman"/>
-          <w:sz w:val="16"/>
-          <w:szCs w:val="16"/>
-        </w:rPr>
-      </w:pPr>
-    </w:p>
-    <w:p>
-      <w:pPr>
-        <w:spacing w:after="0" w:line="240" w:lineRule="auto"/>
-        <w:rPr>
-          <w:rFonts w:ascii="Times New Roman" w:hAnsi="Times New Roman" w:cs="Times New Roman"/>
-          <w:sz w:val="16"/>
-          <w:szCs w:val="16"/>
-        </w:rPr>
-      </w:pPr>
-    </w:p>
-    <w:p>
-      <w:pPr>
-        <w:spacing w:after="0" w:line="240" w:lineRule="auto"/>
-        <w:rPr>
-          <w:rFonts w:ascii="Times New Roman" w:hAnsi="Times New Roman" w:cs="Times New Roman"/>
-          <w:sz w:val="16"/>
-          <w:szCs w:val="16"/>
-        </w:rPr>
-      </w:pPr>
-    </w:p>
-    <w:p>
-      <w:pPr>
-        <w:spacing w:after="0" w:line="240" w:lineRule="auto"/>
-        <w:rPr>
-          <w:rFonts w:ascii="Times New Roman" w:hAnsi="Times New Roman" w:cs="Times New Roman"/>
-          <w:sz w:val="16"/>
-          <w:szCs w:val="16"/>
-        </w:rPr>
-      </w:pPr>
-    </w:p>
-    <w:p>
-      <w:pPr>
-        <w:spacing w:after="0" w:line="240" w:lineRule="auto"/>
-        <w:rPr>
-          <w:rFonts w:ascii="Times New Roman" w:hAnsi="Times New Roman" w:cs="Times New Roman"/>
-          <w:sz w:val="16"/>
-          <w:szCs w:val="16"/>
-        </w:rPr>
-      </w:pPr>
-    </w:p>
-    <w:p>
-      <w:pPr>
-        <w:spacing w:after="0" w:line="240" w:lineRule="auto"/>
-        <w:rPr>
-          <w:rFonts w:ascii="Times New Roman" w:hAnsi="Times New Roman" w:cs="Times New Roman"/>
+          <w:rFonts w:ascii="Cambria" w:hAnsi="Cambria" w:cs="Times New Roman"/>
           <w:i/>
           <w:iCs/>
           <w:sz w:val="16"/>
           <w:szCs w:val="16"/>
         </w:rPr>
       </w:pPr>
-      <w:r>
-        <w:rPr>
-          <w:rFonts w:ascii="Times New Roman" w:hAnsi="Times New Roman" w:cs="Times New Roman"/>
+      <w:bookmarkStart w:id="3" w:name="_Hlk211976435"/>
+      <w:r>
+        <w:rPr>
+          <w:rFonts w:ascii="Cambria" w:hAnsi="Cambria" w:cs="Times New Roman"/>
+          <w:b/>
           <w:i/>
           <w:iCs/>
           <w:sz w:val="16"/>
           <w:szCs w:val="16"/>
         </w:rPr>
-        <w:t>(*) Monto que incluye: capital, intereses, moras y notificaciones pendientes de pago a la fecha</w:t>
-      </w:r>
-      <w:r>
-        <w:rPr>
-          <w:rFonts w:ascii="Times New Roman" w:hAnsi="Times New Roman" w:cs="Times New Roman"/>
+        <w:t>COSTO POR NOTIFICACIÓN DE CRÉDITO:</w:t>
+      </w:r>
+      <w:r>
+        <w:rPr>
+          <w:rFonts w:ascii="Cambria" w:hAnsi="Cambria" w:cs="Times New Roman"/>
           <w:i/>
           <w:iCs/>
           <w:sz w:val="16"/>
           <w:szCs w:val="16"/>
         </w:rPr>
-        <w:t>.</w:t>
-      </w:r>
-    </w:p>
-    <w:p>
-      <w:pPr>
-        <w:spacing w:after="0" w:line="240" w:lineRule="auto"/>
-        <w:rPr>
-          <w:rFonts w:ascii="Times New Roman" w:hAnsi="Times New Roman" w:cs="Times New Roman"/>
+        <w:t xml:space="preserve"> </w:t>
+      </w:r>
+      <w:r>
+        <w:rPr>
+          <w:rFonts w:ascii="Cambria" w:hAnsi="Cambria" w:cs="Times New Roman"/>
+          <w:b/>
           <w:i/>
           <w:iCs/>
           <w:sz w:val="16"/>
           <w:szCs w:val="16"/>
         </w:rPr>
-      </w:pPr>
-      <w:r>
-        <w:rPr>
-          <w:rFonts w:ascii="Times New Roman" w:hAnsi="Times New Roman" w:cs="Times New Roman"/>
+        <w:t xml:space="preserve">S/ </w:t>
+      </w:r>
+      <w:r>
+        <w:rPr>
+          <w:rFonts w:ascii="Cambria" w:hAnsi="Cambria" w:cs="Times New Roman"/>
+          <w:b/>
           <w:i/>
           <w:iCs/>
           <w:sz w:val="16"/>
           <w:szCs w:val="16"/>
         </w:rPr>
-        <w:t>Sírvase a dejar sin efecto la presente, si al momento de recibir usted canceló la deuda.</w:t>
-      </w:r>
-    </w:p>
-    <w:p>
-      <w:pPr>
-        <w:spacing w:line="240" w:lineRule="auto"/>
-        <w:rPr>
-          <w:rFonts w:ascii="Times New Roman" w:hAnsi="Times New Roman" w:cs="Times New Roman"/>
+        <w:t>{</w:t>
+      </w:r>
+      <w:proofErr w:type="spellStart"/>
+      <w:r>
+        <w:rPr>
+          <w:rFonts w:ascii="Cambria" w:hAnsi="Cambria" w:cs="Times New Roman"/>
+          <w:b/>
           <w:i/>
           <w:iCs/>
           <w:sz w:val="16"/>
           <w:szCs w:val="16"/>
         </w:rPr>
-      </w:pPr>
-      <w:r>
-        <w:rPr>
-          <w:rFonts w:ascii="Times New Roman" w:hAnsi="Times New Roman" w:cs="Times New Roman"/>
+        <w:t>monto_notificacion</w:t>
+      </w:r>
+      <w:proofErr w:type="spellEnd"/>
+      <w:r>
+        <w:rPr>
+          <w:rFonts w:ascii="Cambria" w:hAnsi="Cambria" w:cs="Times New Roman"/>
+          <w:b/>
           <w:i/>
           <w:iCs/>
           <w:sz w:val="16"/>
           <w:szCs w:val="16"/>
         </w:rPr>
-        <w:t>Usted entregará un monto de pago siempre que el portador le entregue un recibo de pago provisional, la empresa no será responsable por pagos efectuados sin presentar su recibo de pago provisional.</w:t>
-      </w:r>
+        <w:t xml:space="preserve">} </w:t>
+      </w:r>
+      <w:r>
+        <w:rPr>
+          <w:rFonts w:ascii="Cambria" w:hAnsi="Cambria" w:cs="Times New Roman"/>
+          <w:b/>
+          <w:i/>
+          <w:iCs/>
+          <w:sz w:val="16"/>
+          <w:szCs w:val="16"/>
+        </w:rPr>
+        <w:t>(evite pagar este importe acercándose a nuestra oficina antes de las 24 horas)</w:t>
+      </w:r>
+      <w:r>
+        <w:rPr>
+          <w:rFonts w:ascii="Cambria" w:hAnsi="Cambria" w:cs="Times New Roman"/>
+          <w:i/>
+          <w:iCs/>
+          <w:sz w:val="16"/>
+          <w:szCs w:val="16"/>
+        </w:rPr>
+        <w:t xml:space="preserve"> </w:t>
+      </w:r>
+      <w:bookmarkEnd w:id="3"/>
     </w:p>
     <w:sectPr>
       <w:headerReference w:type="default" r:id="rId7"/>
       <w:footerReference w:type="default" r:id="rId8"/>
       <w:pgSz w:w="11906" w:h="16838"/>
-      <w:pgMar w:top="1418" w:right="1276" w:bottom="851" w:left="1276" w:header="709" w:footer="709" w:gutter="0"/>
+      <w:pgMar w:top="1418" w:right="1276" w:bottom="851" w:left="1276" w:header="709" w:footer="340" w:gutter="0"/>
       <w:cols w:space="708"/>
       <w:docGrid w:linePitch="360"/>
     </w:sectPr>
@@ -1546,24 +1558,33 @@
 <w:ftr xmlns:wpc="http://schemas.microsoft.com/office/word/2010/wordprocessingCanvas" xmlns:cx="http://schemas.microsoft.com/office/drawing/2014/chartex" xmlns:cx1="http://schemas.microsoft.com/office/drawing/2015/9/8/chartex" xmlns:cx2="http://schemas.microsoft.com/office/drawing/2015/10/21/chartex" xmlns:cx3="http://schemas.microsoft.com/office/drawing/2016/5/9/chartex" xmlns:cx4="http://schemas.microsoft.com/office/drawing/2016/5/10/chartex" xmlns:cx5="http://schemas.microsoft.com/office/drawing/2016/5/11/chartex" xmlns:cx6="http://schemas.microsoft.com/office/drawing/2016/5/12/chartex" xmlns:cx7="http://schemas.microsoft.com/office/drawing/2016/5/13/chartex" xmlns:cx8="http://schemas.microsoft.com/office/drawing/2016/5/14/chartex" xmlns:mc="http://schemas.openxmlformats.org/markup-compatibility/2006" xmlns:aink="http://schemas.microsoft.com/office/drawing/2016/ink" xmlns:am3d="http://schemas.microsoft.com/office/drawing/2017/model3d" xmlns:o="urn:schemas-microsoft-com:office:office" xmlns:oel="http://schemas.microsoft.com/office/2019/extlst" xmlns:r="http://schemas.openxmlformats.org/officeDocument/2006/relationships" xmlns:m="http://schemas.openxmlformats.org/officeDocument/2006/math" xmlns:v="urn:schemas-microsoft-com:vml" xmlns:wp14="http://schemas.microsoft.com/office/word/2010/wordprocessingDrawing" xmlns:wp="http://schemas.openxmlformats.org/drawingml/2006/wordprocessingDrawing" xmlns:w10="urn:schemas-microsoft-com:office:word" xmlns:w="http://schemas.openxmlformats.org/wordprocessingml/2006/main" xmlns:w14="http://schemas.microsoft.com/office/word/2010/wordml" xmlns:w15="http://schemas.microsoft.com/office/word/2012/wordml" xmlns:w16cex="http://schemas.microsoft.com/office/word/2018/wordml/cex" xmlns:w16cid="http://schemas.microsoft.com/office/word/2016/wordml/cid" xmlns:w16="http://schemas.microsoft.com/office/word/2018/wordml" xmlns:w16sdtdh="http://schemas.microsoft.com/office/word/2020/wordml/sdtdatahash" xmlns:w16se="http://schemas.microsoft.com/office/word/2015/wordml/symex" xmlns:wpg="http://schemas.microsoft.com/office/word/2010/wordprocessingGroup" xmlns:wpi="http://schemas.microsoft.com/office/word/2010/wordprocessingInk" xmlns:wne="http://schemas.microsoft.com/office/word/2006/wordml" xmlns:wps="http://schemas.microsoft.com/office/word/2010/wordprocessingShape" mc:Ignorable="w14 w15 w16se w16cid w16 w16cex w16sdtdh wp14">
   <w:p>
     <w:pPr>
-      <w:pStyle w:val="Piedepgina"/>
-      <w:tabs>
-        <w:tab w:val="clear" w:pos="8504"/>
-      </w:tabs>
+      <w:pStyle w:val="Sinespaciado"/>
+      <w:ind w:left="708"/>
+      <w:jc w:val="both"/>
+      <w:rPr>
+        <w:sz w:val="14"/>
+        <w:szCs w:val="14"/>
+      </w:rPr>
     </w:pPr>
+    <w:bookmarkStart w:id="4" w:name="_Hlk211976455"/>
+    <w:bookmarkStart w:id="5" w:name="_Hlk211976456"/>
+    <w:bookmarkStart w:id="6" w:name="_Hlk211976470"/>
+    <w:bookmarkStart w:id="7" w:name="_Hlk211976471"/>
+    <w:bookmarkStart w:id="8" w:name="_Hlk211976478"/>
+    <w:bookmarkStart w:id="9" w:name="_Hlk211976479"/>
     <w:r>
       <w:rPr>
         <w:noProof/>
         <w:lang w:eastAsia="es-419"/>
       </w:rPr>
       <w:drawing>
-        <wp:anchor distT="0" distB="0" distL="114300" distR="114300" simplePos="0" relativeHeight="251656704" behindDoc="1" locked="0" layoutInCell="1" allowOverlap="1" wp14:anchorId="682B33F6" wp14:editId="5C75597B">
+        <wp:anchor distT="0" distB="0" distL="114300" distR="114300" simplePos="0" relativeHeight="251656704" behindDoc="1" locked="0" layoutInCell="1" allowOverlap="1" wp14:anchorId="682B33F6" wp14:editId="26212D50">
           <wp:simplePos x="0" y="0"/>
           <wp:positionH relativeFrom="page">
             <wp:align>right</wp:align>
           </wp:positionH>
           <wp:positionV relativeFrom="paragraph">
-            <wp:posOffset>-3975735</wp:posOffset>
+            <wp:posOffset>-3887486</wp:posOffset>
           </wp:positionV>
           <wp:extent cx="1074383" cy="4585503"/>
           <wp:effectExtent l="0" t="0" r="0" b="5715"/>
@@ -1597,7 +1618,7 @@
                 <pic:spPr bwMode="auto">
                   <a:xfrm>
                     <a:off x="0" y="0"/>
-                    <a:ext cx="1073785" cy="4585335"/>
+                    <a:ext cx="1074383" cy="4585503"/>
                   </a:xfrm>
                   <a:prstGeom prst="rect">
                     <a:avLst/>
@@ -1617,8 +1638,312 @@
       </w:drawing>
     </w:r>
     <w:r>
+      <w:rPr>
+        <w:sz w:val="14"/>
+        <w:szCs w:val="14"/>
+      </w:rPr>
+      <w:t>OFICINA PRINCIPAL</w:t>
+    </w:r>
+    <w:r>
+      <w:rPr>
+        <w:sz w:val="14"/>
+        <w:szCs w:val="14"/>
+      </w:rPr>
       <w:tab/>
     </w:r>
+    <w:r>
+      <w:rPr>
+        <w:sz w:val="14"/>
+        <w:szCs w:val="14"/>
+      </w:rPr>
+      <w:tab/>
+    </w:r>
+    <w:r>
+      <w:rPr>
+        <w:sz w:val="14"/>
+        <w:szCs w:val="14"/>
+      </w:rPr>
+      <w:tab/>
+      <w:t>AGENCIA HUANCAYO</w:t>
+    </w:r>
+    <w:r>
+      <w:rPr>
+        <w:sz w:val="14"/>
+        <w:szCs w:val="14"/>
+      </w:rPr>
+      <w:tab/>
+    </w:r>
+    <w:r>
+      <w:rPr>
+        <w:sz w:val="14"/>
+        <w:szCs w:val="14"/>
+      </w:rPr>
+      <w:tab/>
+    </w:r>
+    <w:r>
+      <w:rPr>
+        <w:sz w:val="14"/>
+        <w:szCs w:val="14"/>
+      </w:rPr>
+      <w:tab/>
+    </w:r>
+    <w:r>
+      <w:rPr>
+        <w:sz w:val="14"/>
+        <w:szCs w:val="14"/>
+      </w:rPr>
+      <w:tab/>
+      <w:t>AGENCIA PAMPAS</w:t>
+    </w:r>
+  </w:p>
+  <w:p>
+    <w:pPr>
+      <w:pStyle w:val="Sinespaciado"/>
+      <w:ind w:left="708"/>
+      <w:jc w:val="both"/>
+      <w:rPr>
+        <w:sz w:val="14"/>
+        <w:szCs w:val="14"/>
+      </w:rPr>
+    </w:pPr>
+    <w:r>
+      <w:rPr>
+        <w:sz w:val="14"/>
+        <w:szCs w:val="14"/>
+      </w:rPr>
+      <w:t>Prolog. Huánuco N°317</w:t>
+    </w:r>
+    <w:r>
+      <w:rPr>
+        <w:sz w:val="14"/>
+        <w:szCs w:val="14"/>
+      </w:rPr>
+      <w:tab/>
+    </w:r>
+    <w:r>
+      <w:rPr>
+        <w:sz w:val="14"/>
+        <w:szCs w:val="14"/>
+      </w:rPr>
+      <w:tab/>
+    </w:r>
+    <w:r>
+      <w:rPr>
+        <w:sz w:val="14"/>
+        <w:szCs w:val="14"/>
+      </w:rPr>
+      <w:tab/>
+      <w:t>Prolog. Huánuco N°317</w:t>
+    </w:r>
+    <w:r>
+      <w:rPr>
+        <w:sz w:val="14"/>
+        <w:szCs w:val="14"/>
+      </w:rPr>
+      <w:tab/>
+    </w:r>
+    <w:r>
+      <w:rPr>
+        <w:sz w:val="14"/>
+        <w:szCs w:val="14"/>
+      </w:rPr>
+      <w:tab/>
+    </w:r>
+    <w:r>
+      <w:rPr>
+        <w:sz w:val="14"/>
+        <w:szCs w:val="14"/>
+      </w:rPr>
+      <w:tab/>
+    </w:r>
+    <w:r>
+      <w:rPr>
+        <w:sz w:val="14"/>
+        <w:szCs w:val="14"/>
+      </w:rPr>
+      <w:tab/>
+      <w:t>Jr. Lima N°145</w:t>
+    </w:r>
+  </w:p>
+  <w:p>
+    <w:pPr>
+      <w:pStyle w:val="Sinespaciado"/>
+      <w:ind w:left="708"/>
+      <w:jc w:val="both"/>
+      <w:rPr>
+        <w:i/>
+        <w:iCs/>
+        <w:sz w:val="14"/>
+        <w:szCs w:val="14"/>
+      </w:rPr>
+    </w:pPr>
+    <w:r>
+      <w:rPr>
+        <w:i/>
+        <w:iCs/>
+        <w:sz w:val="14"/>
+        <w:szCs w:val="14"/>
+      </w:rPr>
+      <w:t>(Esquina con Atahualpa)</w:t>
+    </w:r>
+    <w:r>
+      <w:rPr>
+        <w:i/>
+        <w:iCs/>
+        <w:sz w:val="14"/>
+        <w:szCs w:val="14"/>
+      </w:rPr>
+      <w:tab/>
+    </w:r>
+    <w:r>
+      <w:rPr>
+        <w:i/>
+        <w:iCs/>
+        <w:sz w:val="14"/>
+        <w:szCs w:val="14"/>
+      </w:rPr>
+      <w:tab/>
+    </w:r>
+    <w:r>
+      <w:rPr>
+        <w:i/>
+        <w:iCs/>
+        <w:sz w:val="14"/>
+        <w:szCs w:val="14"/>
+      </w:rPr>
+      <w:tab/>
+      <w:t>(Esquina con Atahualpa)</w:t>
+    </w:r>
+    <w:r>
+      <w:rPr>
+        <w:i/>
+        <w:iCs/>
+        <w:sz w:val="14"/>
+        <w:szCs w:val="14"/>
+      </w:rPr>
+      <w:tab/>
+    </w:r>
+    <w:r>
+      <w:rPr>
+        <w:i/>
+        <w:iCs/>
+        <w:sz w:val="14"/>
+        <w:szCs w:val="14"/>
+      </w:rPr>
+      <w:tab/>
+    </w:r>
+    <w:r>
+      <w:rPr>
+        <w:i/>
+        <w:iCs/>
+        <w:sz w:val="14"/>
+        <w:szCs w:val="14"/>
+      </w:rPr>
+      <w:tab/>
+    </w:r>
+    <w:r>
+      <w:rPr>
+        <w:i/>
+        <w:iCs/>
+        <w:sz w:val="14"/>
+        <w:szCs w:val="14"/>
+      </w:rPr>
+      <w:tab/>
+      <w:t>Parque principal</w:t>
+    </w:r>
+  </w:p>
+  <w:p>
+    <w:pPr>
+      <w:pStyle w:val="Sinespaciado"/>
+      <w:ind w:left="708"/>
+      <w:jc w:val="both"/>
+      <w:rPr>
+        <w:i/>
+        <w:iCs/>
+        <w:sz w:val="14"/>
+        <w:szCs w:val="14"/>
+      </w:rPr>
+    </w:pPr>
+    <w:r>
+      <w:rPr>
+        <w:i/>
+        <w:iCs/>
+        <w:sz w:val="14"/>
+        <w:szCs w:val="14"/>
+      </w:rPr>
+      <w:t>Teléfono (064) 203680</w:t>
+    </w:r>
+    <w:r>
+      <w:rPr>
+        <w:i/>
+        <w:iCs/>
+        <w:sz w:val="14"/>
+        <w:szCs w:val="14"/>
+      </w:rPr>
+      <w:tab/>
+    </w:r>
+    <w:r>
+      <w:rPr>
+        <w:i/>
+        <w:iCs/>
+        <w:sz w:val="14"/>
+        <w:szCs w:val="14"/>
+      </w:rPr>
+      <w:tab/>
+    </w:r>
+    <w:r>
+      <w:rPr>
+        <w:i/>
+        <w:iCs/>
+        <w:sz w:val="14"/>
+        <w:szCs w:val="14"/>
+      </w:rPr>
+      <w:tab/>
+      <w:t>Teléfono (064) 203680</w:t>
+    </w:r>
+    <w:r>
+      <w:rPr>
+        <w:i/>
+        <w:iCs/>
+        <w:sz w:val="14"/>
+        <w:szCs w:val="14"/>
+      </w:rPr>
+      <w:tab/>
+    </w:r>
+    <w:r>
+      <w:rPr>
+        <w:i/>
+        <w:iCs/>
+        <w:sz w:val="14"/>
+        <w:szCs w:val="14"/>
+      </w:rPr>
+      <w:tab/>
+    </w:r>
+    <w:r>
+      <w:rPr>
+        <w:i/>
+        <w:iCs/>
+        <w:sz w:val="14"/>
+        <w:szCs w:val="14"/>
+      </w:rPr>
+      <w:tab/>
+    </w:r>
+    <w:r>
+      <w:rPr>
+        <w:i/>
+        <w:iCs/>
+        <w:sz w:val="14"/>
+        <w:szCs w:val="14"/>
+      </w:rPr>
+      <w:tab/>
+      <w:t>Teléf. 990363348</w:t>
+    </w:r>
+    <w:bookmarkEnd w:id="4"/>
+    <w:bookmarkEnd w:id="5"/>
+    <w:bookmarkEnd w:id="6"/>
+    <w:bookmarkEnd w:id="7"/>
+    <w:bookmarkEnd w:id="8"/>
+    <w:bookmarkEnd w:id="9"/>
   </w:p>
 </w:ftr>
 </file>
@@ -2434,6 +2759,18 @@
       </w:tblBorders>
     </w:tblPr>
   </w:style>
+  <w:style w:type="paragraph" w:styleId="Sinespaciado">
+    <w:name w:val="No Spacing"/>
+    <w:uiPriority w:val="1"/>
+    <w:qFormat/>
+    <w:rsid w:val="006C5EDF"/>
+    <w:pPr>
+      <w:spacing w:after="0" w:line="240" w:lineRule="auto"/>
+    </w:pPr>
+    <w:rPr>
+      <w:lang w:val="es-PE"/>
+    </w:rPr>
+  </w:style>
 </w:styles>
 </file>
 
